--- a/CV NEW GENERAL 12312119.docx
+++ b/CV NEW GENERAL 12312119.docx
@@ -231,24 +231,22 @@
     </w:p>
     <w:p>
       <w:pPr>
-        <w:tabs>
-          <w:tab w:val="left" w:pos="1008"/>
-          <w:tab w:val="left" w:pos="8318"/>
-        </w:tabs>
-        <w:spacing w:before="9"/>
-        <w:ind w:left="116"/>
-        <w:rPr>
-          <w:rFonts w:ascii="Arial" w:hAnsi="Arial" w:cs="Arial"/>
-          <w:w w:val="95"/>
+        <w:pStyle w:val="Heading1"/>
+        <w:ind w:left="0"/>
+        <w:rPr>
+          <w:rFonts w:ascii="Arial" w:hAnsi="Arial" w:cs="Arial"/>
+          <w:sz w:val="22"/>
+          <w:szCs w:val="22"/>
         </w:rPr>
       </w:pPr>
     </w:p>
     <w:p>
       <w:pPr>
         <w:pStyle w:val="Heading1"/>
-        <w:ind w:left="0"/>
-        <w:rPr>
-          <w:rFonts w:ascii="Arial" w:hAnsi="Arial" w:cs="Arial"/>
+        <w:ind w:left="0" w:firstLine="116"/>
+        <w:rPr>
+          <w:rFonts w:ascii="Arial" w:hAnsi="Arial" w:cs="Arial"/>
+          <w:color w:val="2F5496" w:themeColor="accent1" w:themeShade="BF"/>
           <w:sz w:val="22"/>
           <w:szCs w:val="22"/>
         </w:rPr>
@@ -257,6 +255,7 @@
         <w:rPr>
           <w:rFonts w:ascii="Arial" w:hAnsi="Arial" w:cs="Arial"/>
           <w:noProof/>
+          <w:color w:val="2F5496" w:themeColor="accent1" w:themeShade="BF"/>
           <w:sz w:val="22"/>
           <w:szCs w:val="22"/>
         </w:rPr>
@@ -346,25 +345,7 @@
       <w:r>
         <w:rPr>
           <w:rFonts w:ascii="Arial" w:hAnsi="Arial" w:cs="Arial"/>
-          <w:w w:val="120"/>
-          <w:sz w:val="22"/>
-          <w:szCs w:val="22"/>
-        </w:rPr>
-        <w:t xml:space="preserve"> </w:t>
-      </w:r>
-      <w:r>
-        <w:rPr>
-          <w:rFonts w:ascii="Arial" w:hAnsi="Arial" w:cs="Arial"/>
-          <w:w w:val="120"/>
-          <w:sz w:val="22"/>
-          <w:szCs w:val="22"/>
-        </w:rPr>
-        <w:t xml:space="preserve"> </w:t>
-      </w:r>
-      <w:r>
-        <w:rPr>
-          <w:rFonts w:ascii="Arial" w:hAnsi="Arial" w:cs="Arial"/>
-          <w:color w:val="1F3864" w:themeColor="accent1" w:themeShade="80"/>
+          <w:color w:val="2F5496" w:themeColor="accent1" w:themeShade="BF"/>
           <w:sz w:val="22"/>
           <w:szCs w:val="22"/>
         </w:rPr>
@@ -644,7 +625,7 @@
         <w:pStyle w:val="ListParagraph"/>
         <w:numPr>
           <w:ilvl w:val="0"/>
-          <w:numId w:val="10"/>
+          <w:numId w:val="12"/>
         </w:numPr>
         <w:tabs>
           <w:tab w:val="left" w:pos="372"/>
@@ -676,8 +657,9 @@
           <w:color w:val="2E3092"/>
           <w:lang w:val="en-IN"/>
         </w:rPr>
-        <w:t xml:space="preserve">    </w:t>
-      </w:r>
+        <w:t xml:space="preserve">  </w:t>
+      </w:r>
+      <w:proofErr w:type="gramStart"/>
       <w:r>
         <w:rPr>
           <w:rFonts w:ascii="Arial" w:hAnsi="Arial" w:cs="Arial"/>
@@ -686,8 +668,19 @@
           <w:color w:val="2E3092"/>
           <w:lang w:val="en-IN"/>
         </w:rPr>
+        <w:t xml:space="preserve">  </w:t>
+      </w:r>
+      <w:r>
+        <w:rPr>
+          <w:rFonts w:ascii="Arial" w:hAnsi="Arial" w:cs="Arial"/>
+          <w:b/>
+          <w:bCs/>
+          <w:color w:val="2E3092"/>
+          <w:lang w:val="en-IN"/>
+        </w:rPr>
         <w:t>:</w:t>
       </w:r>
+      <w:proofErr w:type="gramEnd"/>
       <w:r>
         <w:rPr>
           <w:rFonts w:ascii="Arial" w:hAnsi="Arial" w:cs="Arial"/>
@@ -727,7 +720,7 @@
         <w:pStyle w:val="ListParagraph"/>
         <w:numPr>
           <w:ilvl w:val="0"/>
-          <w:numId w:val="10"/>
+          <w:numId w:val="12"/>
         </w:numPr>
         <w:tabs>
           <w:tab w:val="left" w:pos="372"/>
@@ -759,8 +752,9 @@
           <w:color w:val="2E3092"/>
           <w:lang w:val="en-IN"/>
         </w:rPr>
-        <w:t xml:space="preserve">                </w:t>
-      </w:r>
+        <w:t xml:space="preserve">              </w:t>
+      </w:r>
+      <w:proofErr w:type="gramStart"/>
       <w:r>
         <w:rPr>
           <w:rFonts w:ascii="Arial" w:hAnsi="Arial" w:cs="Arial"/>
@@ -769,8 +763,19 @@
           <w:color w:val="2E3092"/>
           <w:lang w:val="en-IN"/>
         </w:rPr>
+        <w:t xml:space="preserve">  </w:t>
+      </w:r>
+      <w:r>
+        <w:rPr>
+          <w:rFonts w:ascii="Arial" w:hAnsi="Arial" w:cs="Arial"/>
+          <w:b/>
+          <w:bCs/>
+          <w:color w:val="2E3092"/>
+          <w:lang w:val="en-IN"/>
+        </w:rPr>
         <w:t>:</w:t>
       </w:r>
+      <w:proofErr w:type="gramEnd"/>
       <w:r>
         <w:rPr>
           <w:rFonts w:ascii="Arial" w:hAnsi="Arial" w:cs="Arial"/>
@@ -802,7 +807,7 @@
         <w:pStyle w:val="ListParagraph"/>
         <w:numPr>
           <w:ilvl w:val="0"/>
-          <w:numId w:val="10"/>
+          <w:numId w:val="12"/>
         </w:numPr>
         <w:tabs>
           <w:tab w:val="left" w:pos="372"/>
@@ -833,8 +838,9 @@
           <w:color w:val="2E3092"/>
           <w:lang w:val="en-IN"/>
         </w:rPr>
-        <w:t xml:space="preserve">                 </w:t>
-      </w:r>
+        <w:t xml:space="preserve">               </w:t>
+      </w:r>
+      <w:proofErr w:type="gramStart"/>
       <w:r>
         <w:rPr>
           <w:rFonts w:ascii="Arial" w:hAnsi="Arial" w:cs="Arial"/>
@@ -843,8 +849,19 @@
           <w:color w:val="2E3092"/>
           <w:lang w:val="en-IN"/>
         </w:rPr>
+        <w:t xml:space="preserve">  </w:t>
+      </w:r>
+      <w:r>
+        <w:rPr>
+          <w:rFonts w:ascii="Arial" w:hAnsi="Arial" w:cs="Arial"/>
+          <w:b/>
+          <w:bCs/>
+          <w:color w:val="2E3092"/>
+          <w:lang w:val="en-IN"/>
+        </w:rPr>
         <w:t>:</w:t>
       </w:r>
+      <w:proofErr w:type="gramEnd"/>
       <w:r>
         <w:rPr>
           <w:rFonts w:ascii="Arial" w:hAnsi="Arial" w:cs="Arial"/>
@@ -876,7 +893,7 @@
         <w:pStyle w:val="ListParagraph"/>
         <w:numPr>
           <w:ilvl w:val="0"/>
-          <w:numId w:val="10"/>
+          <w:numId w:val="12"/>
         </w:numPr>
         <w:tabs>
           <w:tab w:val="left" w:pos="372"/>
@@ -907,8 +924,9 @@
           <w:color w:val="2E3092"/>
           <w:lang w:val="en-IN"/>
         </w:rPr>
-        <w:t xml:space="preserve">                      </w:t>
-      </w:r>
+        <w:t xml:space="preserve">                    </w:t>
+      </w:r>
+      <w:proofErr w:type="gramStart"/>
       <w:r>
         <w:rPr>
           <w:rFonts w:ascii="Arial" w:hAnsi="Arial" w:cs="Arial"/>
@@ -917,8 +935,19 @@
           <w:color w:val="2E3092"/>
           <w:lang w:val="en-IN"/>
         </w:rPr>
+        <w:t xml:space="preserve">  </w:t>
+      </w:r>
+      <w:r>
+        <w:rPr>
+          <w:rFonts w:ascii="Arial" w:hAnsi="Arial" w:cs="Arial"/>
+          <w:b/>
+          <w:bCs/>
+          <w:color w:val="2E3092"/>
+          <w:lang w:val="en-IN"/>
+        </w:rPr>
         <w:t>:</w:t>
       </w:r>
+      <w:proofErr w:type="gramEnd"/>
       <w:r>
         <w:rPr>
           <w:rFonts w:ascii="Arial" w:hAnsi="Arial" w:cs="Arial"/>
@@ -942,14 +971,13 @@
         <w:pStyle w:val="ListParagraph"/>
         <w:numPr>
           <w:ilvl w:val="0"/>
-          <w:numId w:val="10"/>
+          <w:numId w:val="12"/>
         </w:numPr>
         <w:tabs>
           <w:tab w:val="left" w:pos="372"/>
           <w:tab w:val="left" w:pos="2188"/>
         </w:tabs>
         <w:spacing w:before="59" w:after="80"/>
-        <w:ind w:left="499" w:hanging="357"/>
         <w:rPr>
           <w:rFonts w:ascii="Arial" w:hAnsi="Arial" w:cs="Arial"/>
           <w:bCs/>
@@ -974,8 +1002,9 @@
           <w:color w:val="2E3092"/>
           <w:lang w:val="en-IN"/>
         </w:rPr>
-        <w:t xml:space="preserve">                              </w:t>
-      </w:r>
+        <w:t xml:space="preserve">                            </w:t>
+      </w:r>
+      <w:proofErr w:type="gramStart"/>
       <w:r>
         <w:rPr>
           <w:rFonts w:ascii="Arial" w:hAnsi="Arial" w:cs="Arial"/>
@@ -984,8 +1013,19 @@
           <w:color w:val="2E3092"/>
           <w:lang w:val="en-IN"/>
         </w:rPr>
+        <w:t xml:space="preserve">  </w:t>
+      </w:r>
+      <w:r>
+        <w:rPr>
+          <w:rFonts w:ascii="Arial" w:hAnsi="Arial" w:cs="Arial"/>
+          <w:b/>
+          <w:bCs/>
+          <w:color w:val="2E3092"/>
+          <w:lang w:val="en-IN"/>
+        </w:rPr>
         <w:t>:</w:t>
       </w:r>
+      <w:proofErr w:type="gramEnd"/>
       <w:r>
         <w:rPr>
           <w:rFonts w:ascii="Arial" w:hAnsi="Arial" w:cs="Arial"/>
@@ -1961,7 +2001,15 @@
           <w:sz w:val="22"/>
           <w:szCs w:val="22"/>
         </w:rPr>
-        <w:t xml:space="preserve"> August 2025            </w:t>
+        <w:t xml:space="preserve"> </w:t>
+      </w:r>
+      <w:r>
+        <w:rPr>
+          <w:rFonts w:ascii="Arial" w:hAnsi="Arial" w:cs="Arial"/>
+          <w:sz w:val="22"/>
+          <w:szCs w:val="22"/>
+        </w:rPr>
+        <w:t xml:space="preserve">August 2025            </w:t>
       </w:r>
     </w:p>
     <w:p>
@@ -2488,7 +2536,15 @@
           <w:b/>
           <w:w w:val="95"/>
         </w:rPr>
-        <w:t xml:space="preserve">  </w:t>
+        <w:t xml:space="preserve"> </w:t>
+      </w:r>
+      <w:r>
+        <w:rPr>
+          <w:rFonts w:ascii="Arial" w:hAnsi="Arial" w:cs="Arial"/>
+          <w:b/>
+          <w:w w:val="95"/>
+        </w:rPr>
+        <w:t xml:space="preserve"> </w:t>
       </w:r>
       <w:r>
         <w:rPr>
@@ -3051,11 +3107,19 @@
         </w:rPr>
         <w:t xml:space="preserve">    </w:t>
       </w:r>
-      <w:r>
-        <w:rPr>
-          <w:rFonts w:ascii="Arial" w:hAnsi="Arial" w:cs="Arial"/>
-        </w:rPr>
-        <w:t>Kulti, Paschim Bardhhaman</w:t>
+      <w:proofErr w:type="spellStart"/>
+      <w:r>
+        <w:rPr>
+          <w:rFonts w:ascii="Arial" w:hAnsi="Arial" w:cs="Arial"/>
+        </w:rPr>
+        <w:t>Kulti</w:t>
+      </w:r>
+      <w:proofErr w:type="spellEnd"/>
+      <w:r>
+        <w:rPr>
+          <w:rFonts w:ascii="Arial" w:hAnsi="Arial" w:cs="Arial"/>
+        </w:rPr>
+        <w:t>, Paschim Bardhhaman</w:t>
       </w:r>
     </w:p>
     <w:p>
@@ -3330,11 +3394,19 @@
         </w:rPr>
         <w:t xml:space="preserve">    </w:t>
       </w:r>
-      <w:r>
-        <w:rPr>
-          <w:rFonts w:ascii="Arial" w:hAnsi="Arial" w:cs="Arial"/>
-        </w:rPr>
-        <w:t>Kulti, Paschim Bardhhaman</w:t>
+      <w:proofErr w:type="spellStart"/>
+      <w:r>
+        <w:rPr>
+          <w:rFonts w:ascii="Arial" w:hAnsi="Arial" w:cs="Arial"/>
+        </w:rPr>
+        <w:t>Kulti</w:t>
+      </w:r>
+      <w:proofErr w:type="spellEnd"/>
+      <w:r>
+        <w:rPr>
+          <w:rFonts w:ascii="Arial" w:hAnsi="Arial" w:cs="Arial"/>
+        </w:rPr>
+        <w:t>, Paschim Bardhhaman</w:t>
       </w:r>
     </w:p>
     <w:p>
@@ -3830,6 +3902,121 @@
     </w:lvl>
   </w:abstractNum>
   <w:abstractNum w:abstractNumId="3" w15:restartNumberingAfterBreak="0">
+    <w:nsid w:val="414D5856"/>
+    <w:multiLevelType w:val="hybridMultilevel"/>
+    <w:tmpl w:val="0D42FF9A"/>
+    <w:lvl w:ilvl="0" w:tplc="7CEE20A4">
+      <w:numFmt w:val="bullet"/>
+      <w:lvlText w:val="•"/>
+      <w:lvlJc w:val="left"/>
+      <w:pPr>
+        <w:ind w:left="502" w:hanging="360"/>
+      </w:pPr>
+      <w:rPr>
+        <w:rFonts w:hint="default"/>
+        <w:color w:val="323E4F" w:themeColor="text2" w:themeShade="BF"/>
+        <w:w w:val="197"/>
+        <w:lang w:val="en-US" w:eastAsia="en-US" w:bidi="ar-SA"/>
+      </w:rPr>
+    </w:lvl>
+    <w:lvl w:ilvl="1" w:tplc="40090003" w:tentative="1">
+      <w:start w:val="1"/>
+      <w:numFmt w:val="bullet"/>
+      <w:lvlText w:val="o"/>
+      <w:lvlJc w:val="left"/>
+      <w:pPr>
+        <w:ind w:left="1440" w:hanging="360"/>
+      </w:pPr>
+      <w:rPr>
+        <w:rFonts w:ascii="Courier New" w:hAnsi="Courier New" w:cs="Courier New" w:hint="default"/>
+      </w:rPr>
+    </w:lvl>
+    <w:lvl w:ilvl="2" w:tplc="40090005" w:tentative="1">
+      <w:start w:val="1"/>
+      <w:numFmt w:val="bullet"/>
+      <w:lvlText w:val=""/>
+      <w:lvlJc w:val="left"/>
+      <w:pPr>
+        <w:ind w:left="2160" w:hanging="360"/>
+      </w:pPr>
+      <w:rPr>
+        <w:rFonts w:ascii="Wingdings" w:hAnsi="Wingdings" w:hint="default"/>
+      </w:rPr>
+    </w:lvl>
+    <w:lvl w:ilvl="3" w:tplc="40090001" w:tentative="1">
+      <w:start w:val="1"/>
+      <w:numFmt w:val="bullet"/>
+      <w:lvlText w:val=""/>
+      <w:lvlJc w:val="left"/>
+      <w:pPr>
+        <w:ind w:left="2880" w:hanging="360"/>
+      </w:pPr>
+      <w:rPr>
+        <w:rFonts w:ascii="Symbol" w:hAnsi="Symbol" w:hint="default"/>
+      </w:rPr>
+    </w:lvl>
+    <w:lvl w:ilvl="4" w:tplc="40090003" w:tentative="1">
+      <w:start w:val="1"/>
+      <w:numFmt w:val="bullet"/>
+      <w:lvlText w:val="o"/>
+      <w:lvlJc w:val="left"/>
+      <w:pPr>
+        <w:ind w:left="3600" w:hanging="360"/>
+      </w:pPr>
+      <w:rPr>
+        <w:rFonts w:ascii="Courier New" w:hAnsi="Courier New" w:cs="Courier New" w:hint="default"/>
+      </w:rPr>
+    </w:lvl>
+    <w:lvl w:ilvl="5" w:tplc="40090005" w:tentative="1">
+      <w:start w:val="1"/>
+      <w:numFmt w:val="bullet"/>
+      <w:lvlText w:val=""/>
+      <w:lvlJc w:val="left"/>
+      <w:pPr>
+        <w:ind w:left="4320" w:hanging="360"/>
+      </w:pPr>
+      <w:rPr>
+        <w:rFonts w:ascii="Wingdings" w:hAnsi="Wingdings" w:hint="default"/>
+      </w:rPr>
+    </w:lvl>
+    <w:lvl w:ilvl="6" w:tplc="40090001" w:tentative="1">
+      <w:start w:val="1"/>
+      <w:numFmt w:val="bullet"/>
+      <w:lvlText w:val=""/>
+      <w:lvlJc w:val="left"/>
+      <w:pPr>
+        <w:ind w:left="5040" w:hanging="360"/>
+      </w:pPr>
+      <w:rPr>
+        <w:rFonts w:ascii="Symbol" w:hAnsi="Symbol" w:hint="default"/>
+      </w:rPr>
+    </w:lvl>
+    <w:lvl w:ilvl="7" w:tplc="40090003" w:tentative="1">
+      <w:start w:val="1"/>
+      <w:numFmt w:val="bullet"/>
+      <w:lvlText w:val="o"/>
+      <w:lvlJc w:val="left"/>
+      <w:pPr>
+        <w:ind w:left="5760" w:hanging="360"/>
+      </w:pPr>
+      <w:rPr>
+        <w:rFonts w:ascii="Courier New" w:hAnsi="Courier New" w:cs="Courier New" w:hint="default"/>
+      </w:rPr>
+    </w:lvl>
+    <w:lvl w:ilvl="8" w:tplc="40090005" w:tentative="1">
+      <w:start w:val="1"/>
+      <w:numFmt w:val="bullet"/>
+      <w:lvlText w:val=""/>
+      <w:lvlJc w:val="left"/>
+      <w:pPr>
+        <w:ind w:left="6480" w:hanging="360"/>
+      </w:pPr>
+      <w:rPr>
+        <w:rFonts w:ascii="Wingdings" w:hAnsi="Wingdings" w:hint="default"/>
+      </w:rPr>
+    </w:lvl>
+  </w:abstractNum>
+  <w:abstractNum w:abstractNumId="4" w15:restartNumberingAfterBreak="0">
     <w:nsid w:val="42B255CD"/>
     <w:multiLevelType w:val="hybridMultilevel"/>
     <w:tmpl w:val="A8880D62"/>
@@ -3948,7 +4135,7 @@
       </w:rPr>
     </w:lvl>
   </w:abstractNum>
-  <w:abstractNum w:abstractNumId="4" w15:restartNumberingAfterBreak="0">
+  <w:abstractNum w:abstractNumId="5" w15:restartNumberingAfterBreak="0">
     <w:nsid w:val="48510649"/>
     <w:multiLevelType w:val="hybridMultilevel"/>
     <w:tmpl w:val="EF86861C"/>
@@ -4067,10 +4254,10 @@
       </w:rPr>
     </w:lvl>
   </w:abstractNum>
-  <w:abstractNum w:abstractNumId="5" w15:restartNumberingAfterBreak="0">
+  <w:abstractNum w:abstractNumId="6" w15:restartNumberingAfterBreak="0">
     <w:nsid w:val="6F4E54AA"/>
     <w:multiLevelType w:val="hybridMultilevel"/>
-    <w:tmpl w:val="7A92A3FC"/>
+    <w:tmpl w:val="C5C6D57E"/>
     <w:lvl w:ilvl="0" w:tplc="8DE88DAE">
       <w:numFmt w:val="bullet"/>
       <w:lvlText w:val="•"/>
@@ -4181,7 +4368,7 @@
       </w:rPr>
     </w:lvl>
   </w:abstractNum>
-  <w:abstractNum w:abstractNumId="6" w15:restartNumberingAfterBreak="0">
+  <w:abstractNum w:abstractNumId="7" w15:restartNumberingAfterBreak="0">
     <w:nsid w:val="6F986D70"/>
     <w:multiLevelType w:val="hybridMultilevel"/>
     <w:tmpl w:val="9BE88DBC"/>
@@ -4295,7 +4482,7 @@
       </w:rPr>
     </w:lvl>
   </w:abstractNum>
-  <w:abstractNum w:abstractNumId="7" w15:restartNumberingAfterBreak="0">
+  <w:abstractNum w:abstractNumId="8" w15:restartNumberingAfterBreak="0">
     <w:nsid w:val="74652792"/>
     <w:multiLevelType w:val="hybridMultilevel"/>
     <w:tmpl w:val="92AC5134"/>
@@ -4408,7 +4595,7 @@
       </w:rPr>
     </w:lvl>
   </w:abstractNum>
-  <w:abstractNum w:abstractNumId="8" w15:restartNumberingAfterBreak="0">
+  <w:abstractNum w:abstractNumId="9" w15:restartNumberingAfterBreak="0">
     <w:nsid w:val="783B41D4"/>
     <w:multiLevelType w:val="hybridMultilevel"/>
     <w:tmpl w:val="56E02BD4"/>
@@ -4521,7 +4708,7 @@
       </w:rPr>
     </w:lvl>
   </w:abstractNum>
-  <w:abstractNum w:abstractNumId="9" w15:restartNumberingAfterBreak="0">
+  <w:abstractNum w:abstractNumId="10" w15:restartNumberingAfterBreak="0">
     <w:nsid w:val="7DBF56FA"/>
     <w:multiLevelType w:val="hybridMultilevel"/>
     <w:tmpl w:val="9072E5BC"/>
@@ -4641,7 +4828,7 @@
       </w:rPr>
     </w:lvl>
   </w:abstractNum>
-  <w:abstractNum w:abstractNumId="10" w15:restartNumberingAfterBreak="0">
+  <w:abstractNum w:abstractNumId="11" w15:restartNumberingAfterBreak="0">
     <w:nsid w:val="7DEA5BFB"/>
     <w:multiLevelType w:val="hybridMultilevel"/>
     <w:tmpl w:val="D076DB26"/>
@@ -4762,37 +4949,40 @@
     </w:lvl>
   </w:abstractNum>
   <w:num w:numId="1" w16cid:durableId="1263494244">
+    <w:abstractNumId w:val="5"/>
+  </w:num>
+  <w:num w:numId="2" w16cid:durableId="645665542">
     <w:abstractNumId w:val="4"/>
   </w:num>
-  <w:num w:numId="2" w16cid:durableId="645665542">
-    <w:abstractNumId w:val="3"/>
-  </w:num>
   <w:num w:numId="3" w16cid:durableId="1094477460">
-    <w:abstractNumId w:val="8"/>
+    <w:abstractNumId w:val="9"/>
   </w:num>
   <w:num w:numId="4" w16cid:durableId="1761246040">
     <w:abstractNumId w:val="1"/>
   </w:num>
   <w:num w:numId="5" w16cid:durableId="885262378">
-    <w:abstractNumId w:val="7"/>
+    <w:abstractNumId w:val="8"/>
   </w:num>
   <w:num w:numId="6" w16cid:durableId="1856262770">
     <w:abstractNumId w:val="2"/>
   </w:num>
   <w:num w:numId="7" w16cid:durableId="6446512">
+    <w:abstractNumId w:val="11"/>
+  </w:num>
+  <w:num w:numId="8" w16cid:durableId="1996184600">
     <w:abstractNumId w:val="10"/>
   </w:num>
-  <w:num w:numId="8" w16cid:durableId="1996184600">
-    <w:abstractNumId w:val="9"/>
-  </w:num>
   <w:num w:numId="9" w16cid:durableId="1839927522">
-    <w:abstractNumId w:val="6"/>
+    <w:abstractNumId w:val="7"/>
   </w:num>
   <w:num w:numId="10" w16cid:durableId="542400387">
-    <w:abstractNumId w:val="5"/>
+    <w:abstractNumId w:val="6"/>
   </w:num>
   <w:num w:numId="11" w16cid:durableId="618605291">
     <w:abstractNumId w:val="0"/>
+  </w:num>
+  <w:num w:numId="12" w16cid:durableId="400635625">
+    <w:abstractNumId w:val="3"/>
   </w:num>
 </w:numbering>
 </file>

--- a/CV NEW GENERAL 12312119.docx
+++ b/CV NEW GENERAL 12312119.docx
@@ -8,16 +8,16 @@
         <w:rPr>
           <w:rFonts w:ascii="Arial" w:hAnsi="Arial" w:cs="Arial"/>
           <w:color w:val="2E3092"/>
-          <w:sz w:val="22"/>
-          <w:szCs w:val="22"/>
+          <w:sz w:val="32"/>
+          <w:szCs w:val="32"/>
         </w:rPr>
       </w:pPr>
       <w:r>
         <w:rPr>
           <w:rFonts w:ascii="Arial" w:hAnsi="Arial" w:cs="Arial"/>
           <w:color w:val="2E3092"/>
-          <w:sz w:val="22"/>
-          <w:szCs w:val="22"/>
+          <w:sz w:val="32"/>
+          <w:szCs w:val="32"/>
         </w:rPr>
         <w:t>A</w:t>
       </w:r>
@@ -25,8 +25,8 @@
         <w:rPr>
           <w:rFonts w:ascii="Arial" w:hAnsi="Arial" w:cs="Arial"/>
           <w:color w:val="2E3092"/>
-          <w:sz w:val="22"/>
-          <w:szCs w:val="22"/>
+          <w:sz w:val="32"/>
+          <w:szCs w:val="32"/>
         </w:rPr>
         <w:t>darsh Kejriwa</w:t>
       </w:r>
@@ -34,8 +34,8 @@
         <w:rPr>
           <w:rFonts w:ascii="Arial" w:hAnsi="Arial" w:cs="Arial"/>
           <w:color w:val="2E3092"/>
-          <w:sz w:val="22"/>
-          <w:szCs w:val="22"/>
+          <w:sz w:val="32"/>
+          <w:szCs w:val="32"/>
         </w:rPr>
         <w:t>l</w:t>
       </w:r>
@@ -235,260 +235,6 @@
         <w:ind w:left="0"/>
         <w:rPr>
           <w:rFonts w:ascii="Arial" w:hAnsi="Arial" w:cs="Arial"/>
-          <w:sz w:val="22"/>
-          <w:szCs w:val="22"/>
-        </w:rPr>
-      </w:pPr>
-    </w:p>
-    <w:p>
-      <w:pPr>
-        <w:pStyle w:val="Heading1"/>
-        <w:ind w:left="0" w:firstLine="116"/>
-        <w:rPr>
-          <w:rFonts w:ascii="Arial" w:hAnsi="Arial" w:cs="Arial"/>
-          <w:color w:val="2F5496" w:themeColor="accent1" w:themeShade="BF"/>
-          <w:sz w:val="22"/>
-          <w:szCs w:val="22"/>
-        </w:rPr>
-      </w:pPr>
-      <w:r>
-        <w:rPr>
-          <w:rFonts w:ascii="Arial" w:hAnsi="Arial" w:cs="Arial"/>
-          <w:noProof/>
-          <w:color w:val="2F5496" w:themeColor="accent1" w:themeShade="BF"/>
-          <w:sz w:val="22"/>
-          <w:szCs w:val="22"/>
-        </w:rPr>
-        <mc:AlternateContent>
-          <mc:Choice Requires="wps">
-            <w:drawing>
-              <wp:anchor distT="0" distB="0" distL="0" distR="0" simplePos="0" relativeHeight="251665920" behindDoc="1" locked="0" layoutInCell="1" allowOverlap="1" wp14:anchorId="4C4C42F4" wp14:editId="24B16741">
-                <wp:simplePos x="0" y="0"/>
-                <wp:positionH relativeFrom="page">
-                  <wp:posOffset>365759</wp:posOffset>
-                </wp:positionH>
-                <wp:positionV relativeFrom="paragraph">
-                  <wp:posOffset>272360</wp:posOffset>
-                </wp:positionV>
-                <wp:extent cx="7031990" cy="1270"/>
-                <wp:effectExtent l="0" t="0" r="0" b="0"/>
-                <wp:wrapTopAndBottom/>
-                <wp:docPr id="5" name="Graphic 5"/>
-                <wp:cNvGraphicFramePr>
-                  <a:graphicFrameLocks xmlns:a="http://schemas.openxmlformats.org/drawingml/2006/main"/>
-                </wp:cNvGraphicFramePr>
-                <a:graphic xmlns:a="http://schemas.openxmlformats.org/drawingml/2006/main">
-                  <a:graphicData uri="http://schemas.microsoft.com/office/word/2010/wordprocessingShape">
-                    <wps:wsp>
-                      <wps:cNvSpPr>
-                        <a:spLocks/>
-                      </wps:cNvSpPr>
-                      <wps:spPr>
-                        <a:xfrm>
-                          <a:off x="0" y="0"/>
-                          <a:ext cx="7031990" cy="1270"/>
-                        </a:xfrm>
-                        <a:custGeom>
-                          <a:avLst/>
-                          <a:gdLst/>
-                          <a:ahLst/>
-                          <a:cxnLst/>
-                          <a:rect l="l" t="t" r="r" b="b"/>
-                          <a:pathLst>
-                            <a:path w="7031990">
-                              <a:moveTo>
-                                <a:pt x="0" y="0"/>
-                              </a:moveTo>
-                              <a:lnTo>
-                                <a:pt x="7031735" y="0"/>
-                              </a:lnTo>
-                            </a:path>
-                          </a:pathLst>
-                        </a:custGeom>
-                        <a:ln w="5054">
-                          <a:solidFill>
-                            <a:srgbClr val="000000"/>
-                          </a:solidFill>
-                          <a:prstDash val="solid"/>
-                        </a:ln>
-                      </wps:spPr>
-                      <wps:bodyPr wrap="square" lIns="0" tIns="0" rIns="0" bIns="0" rtlCol="0">
-                        <a:prstTxWarp prst="textNoShape">
-                          <a:avLst/>
-                        </a:prstTxWarp>
-                        <a:noAutofit/>
-                      </wps:bodyPr>
-                    </wps:wsp>
-                  </a:graphicData>
-                </a:graphic>
-                <wp14:sizeRelH relativeFrom="margin">
-                  <wp14:pctWidth>0</wp14:pctWidth>
-                </wp14:sizeRelH>
-                <wp14:sizeRelV relativeFrom="margin">
-                  <wp14:pctHeight>0</wp14:pctHeight>
-                </wp14:sizeRelV>
-              </wp:anchor>
-            </w:drawing>
-          </mc:Choice>
-          <mc:Fallback>
-            <w:pict>
-              <v:shape w14:anchorId="73D02EE7" id="Graphic 5" o:spid="_x0000_s1026" style="position:absolute;margin-left:28.8pt;margin-top:21.45pt;width:553.7pt;height:.1pt;z-index:-251650560;visibility:visible;mso-wrap-style:square;mso-width-percent:0;mso-height-percent:0;mso-wrap-distance-left:0;mso-wrap-distance-top:0;mso-wrap-distance-right:0;mso-wrap-distance-bottom:0;mso-position-horizontal:absolute;mso-position-horizontal-relative:page;mso-position-vertical:absolute;mso-position-vertical-relative:text;mso-width-percent:0;mso-height-percent:0;mso-width-relative:margin;mso-height-relative:margin;v-text-anchor:top" coordsize="7031990,1270" o:gfxdata="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" path="m,l7031735,e" filled="f" strokeweight=".14039mm">
-                <v:path arrowok="t"/>
-                <w10:wrap type="topAndBottom" anchorx="page"/>
-              </v:shape>
-            </w:pict>
-          </mc:Fallback>
-        </mc:AlternateContent>
-      </w:r>
-      <w:bookmarkStart w:id="0" w:name="Internship"/>
-      <w:bookmarkEnd w:id="0"/>
-      <w:r>
-        <w:rPr>
-          <w:rFonts w:ascii="Arial" w:hAnsi="Arial" w:cs="Arial"/>
-          <w:color w:val="2F5496" w:themeColor="accent1" w:themeShade="BF"/>
-          <w:sz w:val="22"/>
-          <w:szCs w:val="22"/>
-        </w:rPr>
-        <w:t>INTERNSHIP</w:t>
-      </w:r>
-    </w:p>
-    <w:p>
-      <w:pPr>
-        <w:pStyle w:val="Heading1"/>
-        <w:spacing w:before="118"/>
-        <w:rPr>
-          <w:rFonts w:ascii="Arial" w:hAnsi="Arial" w:cs="Arial"/>
-          <w:bCs/>
-          <w:smallCaps/>
-          <w:color w:val="483A92"/>
-          <w:spacing w:val="-3"/>
-          <w:w w:val="110"/>
-          <w:sz w:val="22"/>
-          <w:szCs w:val="22"/>
-        </w:rPr>
-      </w:pPr>
-      <w:r>
-        <w:rPr>
-          <w:rFonts w:ascii="Arial" w:hAnsi="Arial" w:cs="Arial"/>
-          <w:bCs/>
-          <w:spacing w:val="-2"/>
-          <w:w w:val="125"/>
-          <w:sz w:val="22"/>
-          <w:szCs w:val="22"/>
-        </w:rPr>
-        <w:t xml:space="preserve">Interns elite IOT Robotics </w:t>
-      </w:r>
-      <w:r>
-        <w:rPr>
-          <w:rFonts w:ascii="Arial" w:hAnsi="Arial" w:cs="Arial"/>
-          <w:bCs/>
-          <w:spacing w:val="-2"/>
-          <w:w w:val="125"/>
-          <w:sz w:val="22"/>
-          <w:szCs w:val="22"/>
-        </w:rPr>
-        <w:tab/>
-      </w:r>
-      <w:r>
-        <w:rPr>
-          <w:rFonts w:ascii="Arial" w:hAnsi="Arial" w:cs="Arial"/>
-          <w:bCs/>
-          <w:spacing w:val="-2"/>
-          <w:w w:val="125"/>
-          <w:sz w:val="22"/>
-          <w:szCs w:val="22"/>
-        </w:rPr>
-        <w:tab/>
-      </w:r>
-      <w:r>
-        <w:rPr>
-          <w:rFonts w:ascii="Arial" w:hAnsi="Arial" w:cs="Arial"/>
-          <w:bCs/>
-          <w:spacing w:val="-2"/>
-          <w:w w:val="125"/>
-          <w:sz w:val="22"/>
-          <w:szCs w:val="22"/>
-        </w:rPr>
-        <w:tab/>
-      </w:r>
-      <w:r>
-        <w:rPr>
-          <w:rFonts w:ascii="Arial" w:hAnsi="Arial" w:cs="Arial"/>
-          <w:bCs/>
-          <w:spacing w:val="-2"/>
-          <w:w w:val="125"/>
-          <w:sz w:val="22"/>
-          <w:szCs w:val="22"/>
-        </w:rPr>
-        <w:tab/>
-      </w:r>
-      <w:r>
-        <w:rPr>
-          <w:rFonts w:ascii="Arial" w:hAnsi="Arial" w:cs="Arial"/>
-          <w:bCs/>
-          <w:spacing w:val="-2"/>
-          <w:w w:val="125"/>
-          <w:sz w:val="22"/>
-          <w:szCs w:val="22"/>
-        </w:rPr>
-        <w:tab/>
-      </w:r>
-      <w:r>
-        <w:rPr>
-          <w:rFonts w:ascii="Arial" w:hAnsi="Arial" w:cs="Arial"/>
-          <w:bCs/>
-          <w:spacing w:val="-2"/>
-          <w:w w:val="125"/>
-          <w:sz w:val="22"/>
-          <w:szCs w:val="22"/>
-        </w:rPr>
-        <w:tab/>
-      </w:r>
-      <w:r>
-        <w:rPr>
-          <w:rFonts w:ascii="Arial" w:hAnsi="Arial" w:cs="Arial"/>
-          <w:bCs/>
-          <w:spacing w:val="-2"/>
-          <w:w w:val="125"/>
-          <w:sz w:val="22"/>
-          <w:szCs w:val="22"/>
-        </w:rPr>
-        <w:tab/>
-        <w:t xml:space="preserve">         </w:t>
-      </w:r>
-      <w:r>
-        <w:rPr>
-          <w:rFonts w:ascii="Arial" w:hAnsi="Arial" w:cs="Arial"/>
-          <w:bCs/>
-          <w:spacing w:val="-2"/>
-          <w:w w:val="125"/>
-          <w:sz w:val="22"/>
-          <w:szCs w:val="22"/>
-        </w:rPr>
-        <w:t xml:space="preserve">    </w:t>
-      </w:r>
-      <w:r>
-        <w:rPr>
-          <w:rFonts w:ascii="Arial" w:hAnsi="Arial" w:cs="Arial"/>
-          <w:bCs/>
-          <w:spacing w:val="-2"/>
-          <w:w w:val="125"/>
-          <w:sz w:val="22"/>
-          <w:szCs w:val="22"/>
-        </w:rPr>
-        <w:t>February 2026</w:t>
-      </w:r>
-    </w:p>
-    <w:p>
-      <w:pPr>
-        <w:pStyle w:val="Heading1"/>
-        <w:spacing w:before="118"/>
-        <w:rPr>
-          <w:rFonts w:ascii="Arial" w:hAnsi="Arial" w:cs="Arial"/>
-          <w:smallCaps/>
-          <w:color w:val="483A92"/>
-          <w:spacing w:val="-3"/>
-          <w:w w:val="110"/>
           <w:sz w:val="22"/>
           <w:szCs w:val="22"/>
         </w:rPr>
@@ -605,8 +351,8 @@
           </mc:Fallback>
         </mc:AlternateContent>
       </w:r>
-      <w:bookmarkStart w:id="1" w:name="BlueViolet_Skills_Summary"/>
-      <w:bookmarkEnd w:id="1"/>
+      <w:bookmarkStart w:id="0" w:name="BlueViolet_Skills_Summary"/>
+      <w:bookmarkEnd w:id="0"/>
       <w:r>
         <w:rPr>
           <w:rFonts w:ascii="Arial" w:hAnsi="Arial" w:cs="Arial"/>
@@ -625,7 +371,7 @@
         <w:pStyle w:val="ListParagraph"/>
         <w:numPr>
           <w:ilvl w:val="0"/>
-          <w:numId w:val="12"/>
+          <w:numId w:val="16"/>
         </w:numPr>
         <w:tabs>
           <w:tab w:val="left" w:pos="372"/>
@@ -635,7 +381,7 @@
         <w:rPr>
           <w:rFonts w:ascii="Arial" w:hAnsi="Arial" w:cs="Arial"/>
           <w:b/>
-          <w:color w:val="2E3092"/>
+          <w:color w:val="000000" w:themeColor="text1"/>
           <w:lang w:val="en-IN"/>
         </w:rPr>
       </w:pPr>
@@ -644,7 +390,7 @@
           <w:rFonts w:ascii="Arial" w:hAnsi="Arial" w:cs="Arial"/>
           <w:b/>
           <w:bCs/>
-          <w:color w:val="2E3092"/>
+          <w:color w:val="000000" w:themeColor="text1"/>
           <w:lang w:val="en-IN"/>
         </w:rPr>
         <w:t>Programming Languages</w:t>
@@ -654,62 +400,53 @@
           <w:rFonts w:ascii="Arial" w:hAnsi="Arial" w:cs="Arial"/>
           <w:b/>
           <w:bCs/>
-          <w:color w:val="2E3092"/>
+          <w:color w:val="000000" w:themeColor="text1"/>
           <w:lang w:val="en-IN"/>
         </w:rPr>
-        <w:t xml:space="preserve">  </w:t>
-      </w:r>
-      <w:proofErr w:type="gramStart"/>
+        <w:t xml:space="preserve">   </w:t>
+      </w:r>
       <w:r>
         <w:rPr>
           <w:rFonts w:ascii="Arial" w:hAnsi="Arial" w:cs="Arial"/>
           <w:b/>
           <w:bCs/>
-          <w:color w:val="2E3092"/>
+          <w:color w:val="000000" w:themeColor="text1"/>
           <w:lang w:val="en-IN"/>
         </w:rPr>
-        <w:t xml:space="preserve">  </w:t>
+        <w:t>:</w:t>
       </w:r>
       <w:r>
         <w:rPr>
           <w:rFonts w:ascii="Arial" w:hAnsi="Arial" w:cs="Arial"/>
           <w:b/>
+          <w:color w:val="000000" w:themeColor="text1"/>
+          <w:lang w:val="en-IN"/>
+        </w:rPr>
+        <w:t xml:space="preserve"> </w:t>
+      </w:r>
+      <w:r>
+        <w:rPr>
+          <w:rFonts w:ascii="Arial" w:hAnsi="Arial" w:cs="Arial"/>
           <w:bCs/>
-          <w:color w:val="2E3092"/>
+          <w:color w:val="000000" w:themeColor="text1"/>
           <w:lang w:val="en-IN"/>
         </w:rPr>
-        <w:t>:</w:t>
-      </w:r>
-      <w:proofErr w:type="gramEnd"/>
-      <w:r>
-        <w:rPr>
-          <w:rFonts w:ascii="Arial" w:hAnsi="Arial" w:cs="Arial"/>
-          <w:b/>
-          <w:color w:val="2E3092"/>
+        <w:t xml:space="preserve">Python, </w:t>
+      </w:r>
+      <w:r>
+        <w:rPr>
+          <w:rFonts w:ascii="Arial" w:hAnsi="Arial" w:cs="Arial"/>
+          <w:bCs/>
+          <w:color w:val="000000" w:themeColor="text1"/>
           <w:lang w:val="en-IN"/>
         </w:rPr>
-        <w:t xml:space="preserve"> </w:t>
+        <w:t>C</w:t>
       </w:r>
       <w:r>
         <w:rPr>
           <w:rFonts w:ascii="Arial" w:hAnsi="Arial" w:cs="Arial"/>
           <w:bCs/>
-          <w:lang w:val="en-IN"/>
-        </w:rPr>
-        <w:t xml:space="preserve">Python, </w:t>
-      </w:r>
-      <w:r>
-        <w:rPr>
-          <w:rFonts w:ascii="Arial" w:hAnsi="Arial" w:cs="Arial"/>
-          <w:bCs/>
-          <w:lang w:val="en-IN"/>
-        </w:rPr>
-        <w:t>C</w:t>
-      </w:r>
-      <w:r>
-        <w:rPr>
-          <w:rFonts w:ascii="Arial" w:hAnsi="Arial" w:cs="Arial"/>
-          <w:bCs/>
+          <w:color w:val="000000" w:themeColor="text1"/>
           <w:lang w:val="en-IN"/>
         </w:rPr>
         <w:t>, Java, C++</w:t>
@@ -720,7 +457,7 @@
         <w:pStyle w:val="ListParagraph"/>
         <w:numPr>
           <w:ilvl w:val="0"/>
-          <w:numId w:val="12"/>
+          <w:numId w:val="16"/>
         </w:numPr>
         <w:tabs>
           <w:tab w:val="left" w:pos="372"/>
@@ -730,7 +467,7 @@
         <w:rPr>
           <w:rFonts w:ascii="Arial" w:hAnsi="Arial" w:cs="Arial"/>
           <w:b/>
-          <w:color w:val="2E3092"/>
+          <w:color w:val="000000" w:themeColor="text1"/>
           <w:lang w:val="en-IN"/>
         </w:rPr>
       </w:pPr>
@@ -739,7 +476,7 @@
           <w:rFonts w:ascii="Arial" w:hAnsi="Arial" w:cs="Arial"/>
           <w:b/>
           <w:bCs/>
-          <w:color w:val="2E3092"/>
+          <w:color w:val="000000" w:themeColor="text1"/>
           <w:lang w:val="en-IN"/>
         </w:rPr>
         <w:t>Web Technologies</w:t>
@@ -749,54 +486,44 @@
           <w:rFonts w:ascii="Arial" w:hAnsi="Arial" w:cs="Arial"/>
           <w:b/>
           <w:bCs/>
-          <w:color w:val="2E3092"/>
+          <w:color w:val="000000" w:themeColor="text1"/>
           <w:lang w:val="en-IN"/>
         </w:rPr>
-        <w:t xml:space="preserve">              </w:t>
-      </w:r>
-      <w:proofErr w:type="gramStart"/>
+        <w:t xml:space="preserve">               </w:t>
+      </w:r>
       <w:r>
         <w:rPr>
           <w:rFonts w:ascii="Arial" w:hAnsi="Arial" w:cs="Arial"/>
           <w:b/>
           <w:bCs/>
-          <w:color w:val="2E3092"/>
+          <w:color w:val="000000" w:themeColor="text1"/>
           <w:lang w:val="en-IN"/>
         </w:rPr>
-        <w:t xml:space="preserve">  </w:t>
+        <w:t>:</w:t>
       </w:r>
       <w:r>
         <w:rPr>
           <w:rFonts w:ascii="Arial" w:hAnsi="Arial" w:cs="Arial"/>
           <w:b/>
+          <w:color w:val="000000" w:themeColor="text1"/>
+          <w:lang w:val="en-IN"/>
+        </w:rPr>
+        <w:t xml:space="preserve"> </w:t>
+      </w:r>
+      <w:r>
+        <w:rPr>
+          <w:rFonts w:ascii="Arial" w:hAnsi="Arial" w:cs="Arial"/>
           <w:bCs/>
-          <w:color w:val="2E3092"/>
+          <w:color w:val="000000" w:themeColor="text1"/>
           <w:lang w:val="en-IN"/>
         </w:rPr>
-        <w:t>:</w:t>
-      </w:r>
-      <w:proofErr w:type="gramEnd"/>
-      <w:r>
-        <w:rPr>
-          <w:rFonts w:ascii="Arial" w:hAnsi="Arial" w:cs="Arial"/>
-          <w:b/>
-          <w:color w:val="2E3092"/>
-          <w:lang w:val="en-IN"/>
-        </w:rPr>
-        <w:t xml:space="preserve"> </w:t>
+        <w:t>HTML, CSS, JavaScript</w:t>
       </w:r>
       <w:r>
         <w:rPr>
           <w:rFonts w:ascii="Arial" w:hAnsi="Arial" w:cs="Arial"/>
           <w:bCs/>
-          <w:lang w:val="en-IN"/>
-        </w:rPr>
-        <w:t>HTML, CSS, JavaScript</w:t>
-      </w:r>
-      <w:r>
-        <w:rPr>
-          <w:rFonts w:ascii="Arial" w:hAnsi="Arial" w:cs="Arial"/>
-          <w:bCs/>
+          <w:color w:val="000000" w:themeColor="text1"/>
           <w:lang w:val="en-IN"/>
         </w:rPr>
         <w:t>, Responsive Web Design</w:t>
@@ -807,7 +534,7 @@
         <w:pStyle w:val="ListParagraph"/>
         <w:numPr>
           <w:ilvl w:val="0"/>
-          <w:numId w:val="12"/>
+          <w:numId w:val="16"/>
         </w:numPr>
         <w:tabs>
           <w:tab w:val="left" w:pos="372"/>
@@ -817,6 +544,7 @@
         <w:rPr>
           <w:rFonts w:ascii="Arial" w:hAnsi="Arial" w:cs="Arial"/>
           <w:bCs/>
+          <w:color w:val="000000" w:themeColor="text1"/>
           <w:lang w:val="en-IN"/>
         </w:rPr>
       </w:pPr>
@@ -825,7 +553,7 @@
           <w:rFonts w:ascii="Arial" w:hAnsi="Arial" w:cs="Arial"/>
           <w:b/>
           <w:bCs/>
-          <w:color w:val="2E3092"/>
+          <w:color w:val="000000" w:themeColor="text1"/>
           <w:lang w:val="en-IN"/>
         </w:rPr>
         <w:t>Machine Learning</w:t>
@@ -835,54 +563,44 @@
           <w:rFonts w:ascii="Arial" w:hAnsi="Arial" w:cs="Arial"/>
           <w:b/>
           <w:bCs/>
-          <w:color w:val="2E3092"/>
+          <w:color w:val="000000" w:themeColor="text1"/>
           <w:lang w:val="en-IN"/>
         </w:rPr>
-        <w:t xml:space="preserve">               </w:t>
-      </w:r>
-      <w:proofErr w:type="gramStart"/>
+        <w:t xml:space="preserve">                </w:t>
+      </w:r>
       <w:r>
         <w:rPr>
           <w:rFonts w:ascii="Arial" w:hAnsi="Arial" w:cs="Arial"/>
           <w:b/>
           <w:bCs/>
-          <w:color w:val="2E3092"/>
+          <w:color w:val="000000" w:themeColor="text1"/>
           <w:lang w:val="en-IN"/>
         </w:rPr>
-        <w:t xml:space="preserve">  </w:t>
+        <w:t>:</w:t>
       </w:r>
       <w:r>
         <w:rPr>
           <w:rFonts w:ascii="Arial" w:hAnsi="Arial" w:cs="Arial"/>
           <w:b/>
+          <w:color w:val="000000" w:themeColor="text1"/>
+          <w:lang w:val="en-IN"/>
+        </w:rPr>
+        <w:t xml:space="preserve"> </w:t>
+      </w:r>
+      <w:r>
+        <w:rPr>
+          <w:rFonts w:ascii="Arial" w:hAnsi="Arial" w:cs="Arial"/>
           <w:bCs/>
-          <w:color w:val="2E3092"/>
+          <w:color w:val="000000" w:themeColor="text1"/>
           <w:lang w:val="en-IN"/>
         </w:rPr>
-        <w:t>:</w:t>
-      </w:r>
-      <w:proofErr w:type="gramEnd"/>
-      <w:r>
-        <w:rPr>
-          <w:rFonts w:ascii="Arial" w:hAnsi="Arial" w:cs="Arial"/>
-          <w:b/>
-          <w:color w:val="2E3092"/>
-          <w:lang w:val="en-IN"/>
-        </w:rPr>
-        <w:t xml:space="preserve"> </w:t>
+        <w:t>Supervised &amp; Unsupervised Learning, Regression, Classification</w:t>
       </w:r>
       <w:r>
         <w:rPr>
           <w:rFonts w:ascii="Arial" w:hAnsi="Arial" w:cs="Arial"/>
           <w:bCs/>
-          <w:lang w:val="en-IN"/>
-        </w:rPr>
-        <w:t>Supervised &amp; Unsupervised Learning, Regression, Classification</w:t>
-      </w:r>
-      <w:r>
-        <w:rPr>
-          <w:rFonts w:ascii="Arial" w:hAnsi="Arial" w:cs="Arial"/>
-          <w:bCs/>
+          <w:color w:val="000000" w:themeColor="text1"/>
           <w:lang w:val="en-IN"/>
         </w:rPr>
         <w:t xml:space="preserve">                               </w:t>
@@ -893,7 +611,7 @@
         <w:pStyle w:val="ListParagraph"/>
         <w:numPr>
           <w:ilvl w:val="0"/>
-          <w:numId w:val="12"/>
+          <w:numId w:val="16"/>
         </w:numPr>
         <w:tabs>
           <w:tab w:val="left" w:pos="372"/>
@@ -903,6 +621,7 @@
         <w:rPr>
           <w:rFonts w:ascii="Arial" w:hAnsi="Arial" w:cs="Arial"/>
           <w:bCs/>
+          <w:color w:val="000000" w:themeColor="text1"/>
           <w:lang w:val="en-IN"/>
         </w:rPr>
       </w:pPr>
@@ -911,7 +630,7 @@
           <w:rFonts w:ascii="Arial" w:hAnsi="Arial" w:cs="Arial"/>
           <w:b/>
           <w:bCs/>
-          <w:color w:val="2E3092"/>
+          <w:color w:val="000000" w:themeColor="text1"/>
           <w:lang w:val="en-IN"/>
         </w:rPr>
         <w:t>Core Concepts</w:t>
@@ -921,46 +640,35 @@
           <w:rFonts w:ascii="Arial" w:hAnsi="Arial" w:cs="Arial"/>
           <w:b/>
           <w:bCs/>
-          <w:color w:val="2E3092"/>
+          <w:color w:val="000000" w:themeColor="text1"/>
           <w:lang w:val="en-IN"/>
         </w:rPr>
-        <w:t xml:space="preserve">                    </w:t>
-      </w:r>
-      <w:proofErr w:type="gramStart"/>
+        <w:t xml:space="preserve">                     </w:t>
+      </w:r>
       <w:r>
         <w:rPr>
           <w:rFonts w:ascii="Arial" w:hAnsi="Arial" w:cs="Arial"/>
           <w:b/>
           <w:bCs/>
-          <w:color w:val="2E3092"/>
+          <w:color w:val="000000" w:themeColor="text1"/>
           <w:lang w:val="en-IN"/>
         </w:rPr>
-        <w:t xml:space="preserve">  </w:t>
+        <w:t>:</w:t>
       </w:r>
       <w:r>
         <w:rPr>
           <w:rFonts w:ascii="Arial" w:hAnsi="Arial" w:cs="Arial"/>
           <w:b/>
+          <w:color w:val="000000" w:themeColor="text1"/>
+          <w:lang w:val="en-IN"/>
+        </w:rPr>
+        <w:t xml:space="preserve"> </w:t>
+      </w:r>
+      <w:r>
+        <w:rPr>
+          <w:rFonts w:ascii="Arial" w:hAnsi="Arial" w:cs="Arial"/>
           <w:bCs/>
-          <w:color w:val="2E3092"/>
-          <w:lang w:val="en-IN"/>
-        </w:rPr>
-        <w:t>:</w:t>
-      </w:r>
-      <w:proofErr w:type="gramEnd"/>
-      <w:r>
-        <w:rPr>
-          <w:rFonts w:ascii="Arial" w:hAnsi="Arial" w:cs="Arial"/>
-          <w:b/>
-          <w:color w:val="2E3092"/>
-          <w:lang w:val="en-IN"/>
-        </w:rPr>
-        <w:t xml:space="preserve"> </w:t>
-      </w:r>
-      <w:r>
-        <w:rPr>
-          <w:rFonts w:ascii="Arial" w:hAnsi="Arial" w:cs="Arial"/>
-          <w:bCs/>
+          <w:color w:val="000000" w:themeColor="text1"/>
           <w:lang w:val="en-IN"/>
         </w:rPr>
         <w:t>Data Structures &amp; Algorithms (DSA), Product Design, UI/UX</w:t>
@@ -971,7 +679,7 @@
         <w:pStyle w:val="ListParagraph"/>
         <w:numPr>
           <w:ilvl w:val="0"/>
-          <w:numId w:val="12"/>
+          <w:numId w:val="16"/>
         </w:numPr>
         <w:tabs>
           <w:tab w:val="left" w:pos="372"/>
@@ -981,6 +689,7 @@
         <w:rPr>
           <w:rFonts w:ascii="Arial" w:hAnsi="Arial" w:cs="Arial"/>
           <w:bCs/>
+          <w:color w:val="000000" w:themeColor="text1"/>
           <w:lang w:val="en-IN"/>
         </w:rPr>
       </w:pPr>
@@ -989,7 +698,7 @@
           <w:rFonts w:ascii="Arial" w:hAnsi="Arial" w:cs="Arial"/>
           <w:b/>
           <w:bCs/>
-          <w:color w:val="2E3092"/>
+          <w:color w:val="000000" w:themeColor="text1"/>
           <w:lang w:val="en-IN"/>
         </w:rPr>
         <w:t>Soft Skills</w:t>
@@ -999,38 +708,43 @@
           <w:rFonts w:ascii="Arial" w:hAnsi="Arial" w:cs="Arial"/>
           <w:b/>
           <w:bCs/>
-          <w:color w:val="2E3092"/>
+          <w:color w:val="000000" w:themeColor="text1"/>
           <w:lang w:val="en-IN"/>
         </w:rPr>
-        <w:t xml:space="preserve">                            </w:t>
-      </w:r>
-      <w:proofErr w:type="gramStart"/>
+        <w:t xml:space="preserve">                             </w:t>
+      </w:r>
       <w:r>
         <w:rPr>
           <w:rFonts w:ascii="Arial" w:hAnsi="Arial" w:cs="Arial"/>
           <w:b/>
           <w:bCs/>
-          <w:color w:val="2E3092"/>
+          <w:color w:val="000000" w:themeColor="text1"/>
           <w:lang w:val="en-IN"/>
         </w:rPr>
-        <w:t xml:space="preserve">  </w:t>
-      </w:r>
-      <w:r>
-        <w:rPr>
-          <w:rFonts w:ascii="Arial" w:hAnsi="Arial" w:cs="Arial"/>
-          <w:b/>
+        <w:t>:</w:t>
+      </w:r>
+      <w:r>
+        <w:rPr>
+          <w:rFonts w:ascii="Arial" w:hAnsi="Arial" w:cs="Arial"/>
           <w:bCs/>
-          <w:color w:val="2E3092"/>
+          <w:color w:val="000000" w:themeColor="text1"/>
           <w:lang w:val="en-IN"/>
         </w:rPr>
-        <w:t>:</w:t>
-      </w:r>
-      <w:proofErr w:type="gramEnd"/>
+        <w:t xml:space="preserve"> </w:t>
+      </w:r>
       <w:r>
         <w:rPr>
           <w:rFonts w:ascii="Arial" w:hAnsi="Arial" w:cs="Arial"/>
           <w:bCs/>
-          <w:lang w:val="en-IN"/>
+          <w:color w:val="000000" w:themeColor="text1"/>
+        </w:rPr>
+        <w:t>Analytical Problem-Solving, Leadership,</w:t>
+      </w:r>
+      <w:r>
+        <w:rPr>
+          <w:rFonts w:ascii="Arial" w:hAnsi="Arial" w:cs="Arial"/>
+          <w:bCs/>
+          <w:color w:val="000000" w:themeColor="text1"/>
         </w:rPr>
         <w:t xml:space="preserve"> </w:t>
       </w:r>
@@ -1038,8 +752,9 @@
         <w:rPr>
           <w:rFonts w:ascii="Arial" w:hAnsi="Arial" w:cs="Arial"/>
           <w:bCs/>
-        </w:rPr>
-        <w:t>Analytical Problem-Solving, Leadership, Adaptability, Time Management</w:t>
+          <w:color w:val="000000" w:themeColor="text1"/>
+        </w:rPr>
+        <w:t>Adaptability, Time Management</w:t>
       </w:r>
     </w:p>
     <w:p>
@@ -1048,7 +763,7 @@
         <w:rPr>
           <w:rFonts w:ascii="Arial" w:hAnsi="Arial" w:cs="Arial"/>
           <w:smallCaps/>
-          <w:color w:val="483A92"/>
+          <w:color w:val="000000" w:themeColor="text1"/>
           <w:w w:val="115"/>
           <w:sz w:val="22"/>
           <w:szCs w:val="22"/>
@@ -1168,8 +883,8 @@
           </mc:Fallback>
         </mc:AlternateContent>
       </w:r>
-      <w:bookmarkStart w:id="2" w:name="BlueViolet_Projects"/>
-      <w:bookmarkEnd w:id="2"/>
+      <w:bookmarkStart w:id="1" w:name="BlueViolet_Projects"/>
+      <w:bookmarkEnd w:id="1"/>
       <w:r>
         <w:rPr>
           <w:rFonts w:ascii="Arial" w:hAnsi="Arial" w:cs="Arial"/>
@@ -1248,23 +963,69 @@
           <w:szCs w:val="22"/>
         </w:rPr>
         <w:tab/>
-        <w:t xml:space="preserve">                                                   </w:t>
-      </w:r>
-      <w:r>
-        <w:rPr>
-          <w:rFonts w:ascii="Arial" w:hAnsi="Arial" w:cs="Arial"/>
-          <w:sz w:val="22"/>
-          <w:szCs w:val="22"/>
-        </w:rPr>
-        <w:t xml:space="preserve">                            </w:t>
-      </w:r>
-      <w:r>
-        <w:rPr>
-          <w:rFonts w:ascii="Arial" w:hAnsi="Arial" w:cs="Arial"/>
-          <w:sz w:val="22"/>
-          <w:szCs w:val="22"/>
-        </w:rPr>
-        <w:t xml:space="preserve">      </w:t>
+      </w:r>
+      <w:r>
+        <w:rPr>
+          <w:rFonts w:ascii="Arial" w:hAnsi="Arial" w:cs="Arial"/>
+          <w:sz w:val="22"/>
+          <w:szCs w:val="22"/>
+        </w:rPr>
+        <w:t xml:space="preserve"> | </w:t>
+      </w:r>
+      <w:hyperlink r:id="rId12" w:history="1">
+        <w:proofErr w:type="spellStart"/>
+        <w:r>
+          <w:rPr>
+            <w:rStyle w:val="Hyperlink"/>
+            <w:rFonts w:ascii="Arial" w:hAnsi="Arial" w:cs="Arial"/>
+            <w:sz w:val="22"/>
+            <w:szCs w:val="22"/>
+          </w:rPr>
+          <w:t>LI</w:t>
+        </w:r>
+        <w:r>
+          <w:rPr>
+            <w:rStyle w:val="Hyperlink"/>
+            <w:rFonts w:ascii="Arial" w:hAnsi="Arial" w:cs="Arial"/>
+            <w:sz w:val="22"/>
+            <w:szCs w:val="22"/>
+          </w:rPr>
+          <w:t>n</w:t>
+        </w:r>
+        <w:r>
+          <w:rPr>
+            <w:rStyle w:val="Hyperlink"/>
+            <w:rFonts w:ascii="Arial" w:hAnsi="Arial" w:cs="Arial"/>
+            <w:sz w:val="22"/>
+            <w:szCs w:val="22"/>
+          </w:rPr>
+          <w:t>k</w:t>
+        </w:r>
+        <w:proofErr w:type="spellEnd"/>
+      </w:hyperlink>
+      <w:r>
+        <w:rPr>
+          <w:rFonts w:ascii="Arial" w:hAnsi="Arial" w:cs="Arial"/>
+          <w:sz w:val="22"/>
+          <w:szCs w:val="22"/>
+        </w:rPr>
+        <w:t xml:space="preserve">                                                </w:t>
+      </w:r>
+      <w:r>
+        <w:rPr>
+          <w:rFonts w:ascii="Arial" w:hAnsi="Arial" w:cs="Arial"/>
+          <w:sz w:val="22"/>
+          <w:szCs w:val="22"/>
+        </w:rPr>
+        <w:t xml:space="preserve">                          </w:t>
+      </w:r>
+      <w:r>
+        <w:rPr>
+          <w:rFonts w:ascii="Arial" w:hAnsi="Arial" w:cs="Arial"/>
+          <w:sz w:val="22"/>
+          <w:szCs w:val="22"/>
+        </w:rPr>
+        <w:t xml:space="preserve"> </w:t>
       </w:r>
       <w:r>
         <w:rPr>
@@ -1294,68 +1055,382 @@
     </w:p>
     <w:p>
       <w:pPr>
-        <w:pStyle w:val="Heading4"/>
-        <w:tabs>
-          <w:tab w:val="left" w:pos="372"/>
-        </w:tabs>
-        <w:spacing w:line="276" w:lineRule="auto"/>
-        <w:ind w:left="115" w:firstLine="0"/>
-        <w:rPr>
-          <w:rFonts w:ascii="Arial" w:hAnsi="Arial" w:cs="Arial"/>
-          <w:b w:val="0"/>
-          <w:bCs w:val="0"/>
-          <w:color w:val="000000"/>
-          <w:sz w:val="22"/>
-          <w:szCs w:val="22"/>
-        </w:rPr>
-      </w:pPr>
-      <w:r>
-        <w:rPr>
-          <w:rFonts w:ascii="Arial" w:hAnsi="Arial" w:cs="Arial"/>
-          <w:b w:val="0"/>
-          <w:bCs w:val="0"/>
-          <w:color w:val="000000"/>
-          <w:sz w:val="22"/>
-          <w:szCs w:val="22"/>
-        </w:rPr>
-        <w:t>A Dashboard showing Water Quality which helps us to know what can be done with a specific water like if the water is</w:t>
-      </w:r>
-      <w:r>
-        <w:rPr>
-          <w:rFonts w:ascii="Arial" w:hAnsi="Arial" w:cs="Arial"/>
-          <w:b w:val="0"/>
-          <w:bCs w:val="0"/>
-          <w:color w:val="000000"/>
-          <w:sz w:val="22"/>
-          <w:szCs w:val="22"/>
-        </w:rPr>
-        <w:t xml:space="preserve"> p</w:t>
-      </w:r>
-      <w:r>
-        <w:rPr>
-          <w:rFonts w:ascii="Arial" w:hAnsi="Arial" w:cs="Arial"/>
-          <w:b w:val="0"/>
-          <w:bCs w:val="0"/>
-          <w:color w:val="000000"/>
-          <w:sz w:val="22"/>
-          <w:szCs w:val="22"/>
-        </w:rPr>
-        <w:t>ortable, if not then can it be used for household chores. The project targets people who receive water from different sources when one source doesn’t work, they rely on other as well when Water Quality changes due to any factor.</w:t>
+        <w:pStyle w:val="Heading1"/>
+        <w:numPr>
+          <w:ilvl w:val="0"/>
+          <w:numId w:val="15"/>
+        </w:numPr>
+        <w:rPr>
+          <w:rFonts w:ascii="Arial" w:hAnsi="Arial" w:cs="Arial"/>
+          <w:color w:val="000000" w:themeColor="text1"/>
+          <w:lang w:val="en-IN"/>
+        </w:rPr>
+      </w:pPr>
+      <w:r>
+        <w:rPr>
+          <w:rFonts w:ascii="Arial" w:hAnsi="Arial" w:cs="Arial"/>
+          <w:color w:val="000000" w:themeColor="text1"/>
+          <w:lang w:val="en-IN"/>
+        </w:rPr>
+        <w:t xml:space="preserve">Real-time or periodic water quality monitoring/input </w:t>
       </w:r>
     </w:p>
     <w:p>
       <w:pPr>
         <w:pStyle w:val="Heading1"/>
-        <w:spacing w:before="102"/>
-        <w:rPr>
-          <w:rFonts w:ascii="Arial" w:hAnsi="Arial" w:cs="Arial"/>
-          <w:smallCaps/>
-          <w:color w:val="483A92"/>
-          <w:w w:val="110"/>
-          <w:sz w:val="22"/>
-          <w:szCs w:val="22"/>
-        </w:rPr>
-      </w:pPr>
+        <w:numPr>
+          <w:ilvl w:val="0"/>
+          <w:numId w:val="15"/>
+        </w:numPr>
+        <w:rPr>
+          <w:rFonts w:ascii="Arial" w:hAnsi="Arial" w:cs="Arial"/>
+          <w:color w:val="000000" w:themeColor="text1"/>
+          <w:lang w:val="en-IN"/>
+        </w:rPr>
+      </w:pPr>
+      <w:r>
+        <w:rPr>
+          <w:rFonts w:ascii="Arial" w:hAnsi="Arial" w:cs="Arial"/>
+          <w:color w:val="000000" w:themeColor="text1"/>
+          <w:lang w:val="en-IN"/>
+        </w:rPr>
+        <w:t xml:space="preserve">Classification system (Potable / Usable for chores / Unsafe) </w:t>
+      </w:r>
+    </w:p>
+    <w:p>
+      <w:pPr>
+        <w:pStyle w:val="Heading1"/>
+        <w:numPr>
+          <w:ilvl w:val="0"/>
+          <w:numId w:val="15"/>
+        </w:numPr>
+        <w:rPr>
+          <w:rFonts w:ascii="Arial" w:hAnsi="Arial" w:cs="Arial"/>
+          <w:color w:val="000000" w:themeColor="text1"/>
+          <w:lang w:val="en-IN"/>
+        </w:rPr>
+      </w:pPr>
+      <w:r>
+        <w:rPr>
+          <w:rFonts w:ascii="Arial" w:hAnsi="Arial" w:cs="Arial"/>
+          <w:color w:val="000000" w:themeColor="text1"/>
+          <w:lang w:val="en-IN"/>
+        </w:rPr>
+        <w:t xml:space="preserve">Multi-source tracking — allows users to compare/switch between different water sources </w:t>
+      </w:r>
+    </w:p>
+    <w:p>
+      <w:pPr>
+        <w:pStyle w:val="Heading1"/>
+        <w:ind w:left="476"/>
+        <w:rPr>
+          <w:rFonts w:ascii="Arial" w:hAnsi="Arial" w:cs="Arial"/>
+          <w:color w:val="2F5496" w:themeColor="accent1" w:themeShade="BF"/>
+          <w:sz w:val="22"/>
+          <w:szCs w:val="22"/>
+        </w:rPr>
+      </w:pPr>
+    </w:p>
+    <w:p>
+      <w:pPr>
+        <w:pStyle w:val="Heading1"/>
+        <w:numPr>
+          <w:ilvl w:val="0"/>
+          <w:numId w:val="15"/>
+        </w:numPr>
+        <w:rPr>
+          <w:rFonts w:ascii="Arial" w:hAnsi="Arial" w:cs="Arial"/>
+          <w:color w:val="000000" w:themeColor="text1"/>
+          <w:sz w:val="22"/>
+          <w:szCs w:val="22"/>
+        </w:rPr>
+      </w:pPr>
+      <w:r>
+        <w:rPr>
+          <w:rFonts w:ascii="Arial" w:hAnsi="Arial" w:cs="Arial"/>
+          <w:b/>
+          <w:bCs/>
+          <w:color w:val="000000" w:themeColor="text1"/>
+          <w:sz w:val="22"/>
+          <w:szCs w:val="22"/>
+        </w:rPr>
+        <w:t>Technical Skills</w:t>
+      </w:r>
+      <w:r>
+        <w:rPr>
+          <w:rFonts w:ascii="Arial" w:hAnsi="Arial" w:cs="Arial"/>
+          <w:b/>
+          <w:bCs/>
+          <w:color w:val="000000" w:themeColor="text1"/>
+          <w:sz w:val="22"/>
+          <w:szCs w:val="22"/>
+        </w:rPr>
+        <w:t xml:space="preserve"> Used</w:t>
+      </w:r>
+      <w:r>
+        <w:rPr>
+          <w:rFonts w:ascii="Arial" w:hAnsi="Arial" w:cs="Arial"/>
+          <w:b/>
+          <w:bCs/>
+          <w:color w:val="000000" w:themeColor="text1"/>
+          <w:sz w:val="22"/>
+          <w:szCs w:val="22"/>
+        </w:rPr>
+        <w:t>:</w:t>
+      </w:r>
+      <w:r>
+        <w:rPr>
+          <w:rFonts w:ascii="Arial" w:hAnsi="Arial" w:cs="Arial"/>
+          <w:color w:val="000000" w:themeColor="text1"/>
+          <w:sz w:val="22"/>
+          <w:szCs w:val="22"/>
+        </w:rPr>
+        <w:t xml:space="preserve"> HTML, CSS, JavaScript,</w:t>
+      </w:r>
+      <w:r>
+        <w:rPr>
+          <w:rFonts w:ascii="Arial" w:hAnsi="Arial" w:cs="Arial"/>
+          <w:color w:val="000000" w:themeColor="text1"/>
+          <w:sz w:val="22"/>
+          <w:szCs w:val="22"/>
+        </w:rPr>
+        <w:t xml:space="preserve"> </w:t>
+      </w:r>
+      <w:r>
+        <w:rPr>
+          <w:rFonts w:ascii="Arial" w:hAnsi="Arial" w:cs="Arial"/>
+          <w:color w:val="000000" w:themeColor="text1"/>
+          <w:sz w:val="22"/>
+          <w:szCs w:val="22"/>
+        </w:rPr>
+        <w:t>Python (Django/Flask), REST API, Python (Pandas, NumPy, Scikit-learn) for data analysis/ML</w:t>
+      </w:r>
+      <w:r>
+        <w:rPr>
+          <w:rFonts w:ascii="Arial" w:hAnsi="Arial" w:cs="Arial"/>
+          <w:color w:val="000000" w:themeColor="text1"/>
+          <w:sz w:val="22"/>
+          <w:szCs w:val="22"/>
+        </w:rPr>
+        <w:t>.</w:t>
+      </w:r>
+    </w:p>
+    <w:p>
+      <w:pPr>
+        <w:pStyle w:val="ListParagraph"/>
+        <w:rPr>
+          <w:rFonts w:ascii="Arial" w:hAnsi="Arial" w:cs="Arial"/>
+          <w:color w:val="000000" w:themeColor="text1"/>
+        </w:rPr>
+      </w:pPr>
+    </w:p>
+    <w:p>
+      <w:pPr>
+        <w:pStyle w:val="Heading1"/>
+        <w:rPr>
+          <w:rFonts w:ascii="Arial" w:hAnsi="Arial" w:cs="Arial"/>
+          <w:color w:val="000000" w:themeColor="text1"/>
+          <w:sz w:val="22"/>
+          <w:szCs w:val="22"/>
+        </w:rPr>
+      </w:pPr>
+      <w:r>
+        <w:rPr>
+          <w:rFonts w:ascii="Arial" w:hAnsi="Arial" w:cs="Arial"/>
+          <w:b/>
+          <w:bCs/>
+          <w:color w:val="000000" w:themeColor="text1"/>
+          <w:sz w:val="22"/>
+          <w:szCs w:val="22"/>
+        </w:rPr>
+        <w:t>Document Scanner</w:t>
+      </w:r>
+      <w:r>
+        <w:rPr>
+          <w:rFonts w:ascii="Arial" w:hAnsi="Arial" w:cs="Arial"/>
+          <w:color w:val="000000" w:themeColor="text1"/>
+          <w:sz w:val="22"/>
+          <w:szCs w:val="22"/>
+        </w:rPr>
+        <w:t xml:space="preserve"> | </w:t>
+      </w:r>
+      <w:hyperlink r:id="rId13" w:history="1">
+        <w:r>
+          <w:rPr>
+            <w:rStyle w:val="Hyperlink"/>
+            <w:rFonts w:ascii="Arial" w:hAnsi="Arial" w:cs="Arial"/>
+            <w:sz w:val="22"/>
+            <w:szCs w:val="22"/>
+          </w:rPr>
+          <w:t>Lin</w:t>
+        </w:r>
+        <w:r>
+          <w:rPr>
+            <w:rStyle w:val="Hyperlink"/>
+            <w:rFonts w:ascii="Arial" w:hAnsi="Arial" w:cs="Arial"/>
+            <w:sz w:val="22"/>
+            <w:szCs w:val="22"/>
+          </w:rPr>
+          <w:t>k</w:t>
+        </w:r>
+      </w:hyperlink>
+      <w:r>
+        <w:rPr>
+          <w:rFonts w:ascii="Arial" w:hAnsi="Arial" w:cs="Arial"/>
+          <w:color w:val="000000" w:themeColor="text1"/>
+          <w:sz w:val="22"/>
+          <w:szCs w:val="22"/>
+        </w:rPr>
+        <w:t xml:space="preserve">                                                                                         January 2026 – May 2026</w:t>
+      </w:r>
+    </w:p>
+    <w:p>
+      <w:pPr>
+        <w:pStyle w:val="Heading1"/>
+        <w:rPr>
+          <w:rFonts w:ascii="Arial" w:hAnsi="Arial" w:cs="Arial"/>
+          <w:color w:val="000000" w:themeColor="text1"/>
+          <w:sz w:val="22"/>
+          <w:szCs w:val="22"/>
+        </w:rPr>
+      </w:pPr>
+    </w:p>
+    <w:p>
+      <w:pPr>
+        <w:pStyle w:val="Heading1"/>
+        <w:numPr>
+          <w:ilvl w:val="0"/>
+          <w:numId w:val="15"/>
+        </w:numPr>
+        <w:rPr>
+          <w:rFonts w:ascii="Arial" w:hAnsi="Arial" w:cs="Arial"/>
+          <w:color w:val="000000" w:themeColor="text1"/>
+          <w:lang w:val="en-IN"/>
+        </w:rPr>
+      </w:pPr>
+      <w:r>
+        <w:rPr>
+          <w:rFonts w:ascii="Arial" w:hAnsi="Arial" w:cs="Arial"/>
+          <w:color w:val="000000" w:themeColor="text1"/>
+          <w:lang w:val="en-IN"/>
+        </w:rPr>
+        <w:t>I</w:t>
+      </w:r>
+      <w:r>
+        <w:rPr>
+          <w:rFonts w:ascii="Arial" w:hAnsi="Arial" w:cs="Arial"/>
+          <w:color w:val="000000" w:themeColor="text1"/>
+          <w:lang w:val="en-IN"/>
+        </w:rPr>
+        <w:t xml:space="preserve">mage capture – scan documents via camera or upload existing images </w:t>
+      </w:r>
+    </w:p>
+    <w:p>
+      <w:pPr>
+        <w:pStyle w:val="Heading1"/>
+        <w:numPr>
+          <w:ilvl w:val="0"/>
+          <w:numId w:val="15"/>
+        </w:numPr>
+        <w:rPr>
+          <w:rFonts w:ascii="Arial" w:hAnsi="Arial" w:cs="Arial"/>
+          <w:color w:val="000000" w:themeColor="text1"/>
+          <w:lang w:val="en-IN"/>
+        </w:rPr>
+      </w:pPr>
+      <w:r>
+        <w:rPr>
+          <w:rFonts w:ascii="Arial" w:hAnsi="Arial" w:cs="Arial"/>
+          <w:color w:val="000000" w:themeColor="text1"/>
+          <w:lang w:val="en-IN"/>
+        </w:rPr>
+        <w:t xml:space="preserve">Auto-edge detection &amp; cropping – automatically detects document boundaries and crops unwanted background </w:t>
+      </w:r>
+    </w:p>
+    <w:p>
+      <w:pPr>
+        <w:pStyle w:val="Heading1"/>
+        <w:numPr>
+          <w:ilvl w:val="0"/>
+          <w:numId w:val="15"/>
+        </w:numPr>
+        <w:rPr>
+          <w:rFonts w:ascii="Arial" w:hAnsi="Arial" w:cs="Arial"/>
+          <w:color w:val="000000" w:themeColor="text1"/>
+          <w:lang w:val="en-IN"/>
+        </w:rPr>
+      </w:pPr>
+      <w:r>
+        <w:rPr>
+          <w:rFonts w:ascii="Arial" w:hAnsi="Arial" w:cs="Arial"/>
+          <w:color w:val="000000" w:themeColor="text1"/>
+          <w:lang w:val="en-IN"/>
+        </w:rPr>
+        <w:t xml:space="preserve">Image enhancement – auto-correct skew, brightness, contrast, and remove shadows/noise </w:t>
+      </w:r>
+      <w:r>
+        <w:rPr>
+          <w:rFonts w:ascii="Arial" w:hAnsi="Arial" w:cs="Arial"/>
+          <w:color w:val="000000" w:themeColor="text1"/>
+          <w:lang w:val="en-IN"/>
+        </w:rPr>
+        <w:t xml:space="preserve"> </w:t>
+      </w:r>
+    </w:p>
+    <w:p>
+      <w:pPr>
+        <w:pStyle w:val="Heading1"/>
+        <w:rPr>
+          <w:rFonts w:ascii="Arial" w:hAnsi="Arial" w:cs="Arial"/>
+          <w:color w:val="000000" w:themeColor="text1"/>
+          <w:lang w:val="en-IN"/>
+        </w:rPr>
+      </w:pPr>
+    </w:p>
+    <w:p>
+      <w:pPr>
+        <w:pStyle w:val="Heading1"/>
+        <w:numPr>
+          <w:ilvl w:val="0"/>
+          <w:numId w:val="15"/>
+        </w:numPr>
+        <w:rPr>
+          <w:rFonts w:ascii="Arial" w:hAnsi="Arial" w:cs="Arial"/>
+          <w:color w:val="000000" w:themeColor="text1"/>
+          <w:lang w:val="en-IN"/>
+        </w:rPr>
+      </w:pPr>
+      <w:r>
+        <w:rPr>
+          <w:rFonts w:ascii="Arial" w:hAnsi="Arial" w:cs="Arial"/>
+          <w:color w:val="000000" w:themeColor="text1"/>
+          <w:lang w:val="en-IN"/>
+        </w:rPr>
+        <w:t>Technical Skills Used: P</w:t>
+      </w:r>
+      <w:proofErr w:type="spellStart"/>
+      <w:r>
+        <w:rPr>
+          <w:rFonts w:ascii="Arial" w:hAnsi="Arial" w:cs="Arial"/>
+          <w:color w:val="000000" w:themeColor="text1"/>
+        </w:rPr>
+        <w:t>ython</w:t>
+      </w:r>
+      <w:proofErr w:type="spellEnd"/>
+      <w:r>
+        <w:rPr>
+          <w:rFonts w:ascii="Arial" w:hAnsi="Arial" w:cs="Arial"/>
+          <w:color w:val="000000" w:themeColor="text1"/>
+        </w:rPr>
+        <w:t>,</w:t>
+      </w:r>
+      <w:r>
+        <w:rPr>
+          <w:rFonts w:ascii="Arial" w:hAnsi="Arial" w:cs="Arial"/>
+          <w:color w:val="000000" w:themeColor="text1"/>
+        </w:rPr>
+        <w:t xml:space="preserve"> OpenCV (image preprocessing &amp; edge detection)</w:t>
+      </w:r>
     </w:p>
     <w:p>
       <w:pPr>
@@ -1554,154 +1629,296 @@
           <w:sz w:val="22"/>
           <w:szCs w:val="22"/>
         </w:rPr>
+        <w:t xml:space="preserve"> |</w:t>
+      </w:r>
+      <w:r>
+        <w:rPr>
+          <w:rFonts w:ascii="Arial" w:hAnsi="Arial" w:cs="Arial"/>
+          <w:sz w:val="22"/>
+          <w:szCs w:val="22"/>
+        </w:rPr>
         <w:t xml:space="preserve"> </w:t>
       </w:r>
-      <w:r>
-        <w:rPr>
-          <w:rFonts w:ascii="Arial" w:hAnsi="Arial" w:cs="Arial"/>
+      <w:hyperlink r:id="rId14" w:history="1">
+        <w:r>
+          <w:rPr>
+            <w:rStyle w:val="Hyperlink"/>
+            <w:rFonts w:ascii="Arial" w:hAnsi="Arial" w:cs="Arial"/>
+            <w:sz w:val="22"/>
+            <w:szCs w:val="22"/>
+          </w:rPr>
+          <w:t>Lin</w:t>
+        </w:r>
+        <w:r>
+          <w:rPr>
+            <w:rStyle w:val="Hyperlink"/>
+            <w:rFonts w:ascii="Arial" w:hAnsi="Arial" w:cs="Arial"/>
+            <w:sz w:val="22"/>
+            <w:szCs w:val="22"/>
+          </w:rPr>
+          <w:t>k</w:t>
+        </w:r>
+      </w:hyperlink>
+      <w:r>
+        <w:rPr>
+          <w:rFonts w:ascii="Arial" w:hAnsi="Arial" w:cs="Arial"/>
+          <w:bCs/>
+          <w:color w:val="1F3864" w:themeColor="accent1" w:themeShade="80"/>
           <w:sz w:val="22"/>
           <w:szCs w:val="22"/>
         </w:rPr>
         <w:t xml:space="preserve"> </w:t>
       </w:r>
+      <w:r>
+        <w:rPr>
+          <w:rFonts w:ascii="Arial" w:hAnsi="Arial" w:cs="Arial"/>
+          <w:bCs/>
+          <w:color w:val="1F3864" w:themeColor="accent1" w:themeShade="80"/>
+          <w:sz w:val="22"/>
+          <w:szCs w:val="22"/>
+        </w:rPr>
+        <w:t xml:space="preserve">                                                 </w:t>
+      </w:r>
+      <w:r>
+        <w:rPr>
+          <w:rFonts w:ascii="Arial" w:hAnsi="Arial" w:cs="Arial"/>
+          <w:sz w:val="22"/>
+          <w:szCs w:val="22"/>
+        </w:rPr>
+        <w:t>August 2025</w:t>
+      </w:r>
+      <w:r>
+        <w:rPr>
+          <w:rFonts w:ascii="Arial" w:hAnsi="Arial" w:cs="Arial"/>
+          <w:bCs/>
+          <w:color w:val="1F3864" w:themeColor="accent1" w:themeShade="80"/>
+          <w:sz w:val="22"/>
+          <w:szCs w:val="22"/>
+        </w:rPr>
+        <w:t xml:space="preserve"> </w:t>
+      </w:r>
+    </w:p>
+    <w:p>
+      <w:pPr>
+        <w:pStyle w:val="ListParagraph"/>
+        <w:numPr>
+          <w:ilvl w:val="0"/>
+          <w:numId w:val="1"/>
+        </w:numPr>
+        <w:tabs>
+          <w:tab w:val="left" w:pos="317"/>
+        </w:tabs>
+        <w:spacing w:line="276" w:lineRule="auto"/>
+        <w:rPr>
+          <w:rFonts w:ascii="Arial" w:hAnsi="Arial" w:cs="Arial"/>
+        </w:rPr>
+      </w:pPr>
+      <w:r>
+        <w:rPr>
+          <w:rFonts w:ascii="Arial" w:hAnsi="Arial" w:cs="Arial"/>
+        </w:rPr>
+        <w:t xml:space="preserve">Udemy – </w:t>
+      </w:r>
+      <w:r>
+        <w:rPr>
+          <w:rFonts w:ascii="Arial" w:hAnsi="Arial" w:cs="Arial"/>
+          <w:bCs/>
+          <w:w w:val="90"/>
+        </w:rPr>
+        <w:t>Build Generative AI Apps and Solutions with No-Code</w:t>
+      </w:r>
+      <w:r>
+        <w:rPr>
+          <w:rFonts w:ascii="Arial" w:hAnsi="Arial" w:cs="Arial"/>
+          <w:b/>
+          <w:w w:val="90"/>
+        </w:rPr>
+        <w:t xml:space="preserve"> </w:t>
+      </w:r>
+      <w:r>
+        <w:rPr>
+          <w:rFonts w:ascii="Arial" w:hAnsi="Arial" w:cs="Arial"/>
+          <w:bCs/>
+          <w:w w:val="90"/>
+        </w:rPr>
+        <w:t>tools</w:t>
+      </w:r>
+      <w:r>
+        <w:rPr>
+          <w:rFonts w:ascii="Arial" w:hAnsi="Arial" w:cs="Arial"/>
+          <w:w w:val="110"/>
+        </w:rPr>
+        <w:t xml:space="preserve"> | </w:t>
+      </w:r>
+      <w:hyperlink r:id="rId15" w:history="1">
+        <w:r>
+          <w:rPr>
+            <w:rStyle w:val="Hyperlink"/>
+            <w:rFonts w:ascii="Arial" w:hAnsi="Arial" w:cs="Arial"/>
+            <w:w w:val="110"/>
+          </w:rPr>
+          <w:t>Li</w:t>
+        </w:r>
+        <w:r>
+          <w:rPr>
+            <w:rStyle w:val="Hyperlink"/>
+            <w:rFonts w:ascii="Arial" w:hAnsi="Arial" w:cs="Arial"/>
+            <w:w w:val="110"/>
+          </w:rPr>
+          <w:t>n</w:t>
+        </w:r>
+        <w:r>
+          <w:rPr>
+            <w:rStyle w:val="Hyperlink"/>
+            <w:rFonts w:ascii="Arial" w:hAnsi="Arial" w:cs="Arial"/>
+            <w:w w:val="110"/>
+          </w:rPr>
+          <w:t>k</w:t>
+        </w:r>
+      </w:hyperlink>
       <w:r>
         <w:rPr>
           <w:rFonts w:ascii="Arial" w:hAnsi="Arial" w:cs="Arial"/>
           <w:b/>
           <w:bCs/>
-          <w:color w:val="1F3864" w:themeColor="accent1" w:themeShade="80"/>
-          <w:sz w:val="22"/>
-          <w:szCs w:val="22"/>
-        </w:rPr>
-        <w:t xml:space="preserve">  </w:t>
-      </w:r>
-      <w:r>
-        <w:rPr>
-          <w:rFonts w:ascii="Arial" w:hAnsi="Arial" w:cs="Arial"/>
-          <w:color w:val="1F3864" w:themeColor="accent1" w:themeShade="80"/>
-          <w:sz w:val="22"/>
-          <w:szCs w:val="22"/>
+          <w:w w:val="110"/>
+        </w:rPr>
+        <w:t xml:space="preserve">                                      </w:t>
+      </w:r>
+    </w:p>
+    <w:p>
+      <w:pPr>
+        <w:tabs>
+          <w:tab w:val="left" w:pos="317"/>
+        </w:tabs>
+        <w:spacing w:line="276" w:lineRule="auto"/>
+        <w:ind w:left="518"/>
+        <w:rPr>
+          <w:rFonts w:ascii="Arial" w:hAnsi="Arial" w:cs="Arial"/>
+        </w:rPr>
+      </w:pPr>
+      <w:r>
+        <w:rPr>
+          <w:rFonts w:ascii="Arial" w:hAnsi="Arial" w:cs="Arial"/>
+        </w:rPr>
+        <w:tab/>
+      </w:r>
+      <w:r>
+        <w:rPr>
+          <w:rFonts w:ascii="Arial" w:hAnsi="Arial" w:cs="Arial"/>
+        </w:rPr>
+        <w:tab/>
+      </w:r>
+      <w:r>
+        <w:rPr>
+          <w:rFonts w:ascii="Arial" w:hAnsi="Arial" w:cs="Arial"/>
+        </w:rPr>
+        <w:tab/>
+      </w:r>
+      <w:r>
+        <w:rPr>
+          <w:rFonts w:ascii="Arial" w:hAnsi="Arial" w:cs="Arial"/>
+        </w:rPr>
+        <w:tab/>
+      </w:r>
+      <w:r>
+        <w:rPr>
+          <w:rFonts w:ascii="Arial" w:hAnsi="Arial" w:cs="Arial"/>
+        </w:rPr>
+        <w:tab/>
+      </w:r>
+      <w:r>
+        <w:rPr>
+          <w:rFonts w:ascii="Arial" w:hAnsi="Arial" w:cs="Arial"/>
+        </w:rPr>
+        <w:tab/>
+      </w:r>
+      <w:r>
+        <w:rPr>
+          <w:rFonts w:ascii="Arial" w:hAnsi="Arial" w:cs="Arial"/>
+        </w:rPr>
+        <w:tab/>
+      </w:r>
+      <w:r>
+        <w:rPr>
+          <w:rFonts w:ascii="Arial" w:hAnsi="Arial" w:cs="Arial"/>
+        </w:rPr>
+        <w:tab/>
+      </w:r>
+      <w:r>
+        <w:rPr>
+          <w:rFonts w:ascii="Arial" w:hAnsi="Arial" w:cs="Arial"/>
+        </w:rPr>
+        <w:tab/>
+      </w:r>
+      <w:r>
+        <w:rPr>
+          <w:rFonts w:ascii="Arial" w:hAnsi="Arial" w:cs="Arial"/>
+        </w:rPr>
+        <w:tab/>
+      </w:r>
+      <w:r>
+        <w:rPr>
+          <w:rFonts w:ascii="Arial" w:hAnsi="Arial" w:cs="Arial"/>
+        </w:rPr>
+        <w:tab/>
+      </w:r>
+      <w:r>
+        <w:rPr>
+          <w:rFonts w:ascii="Arial" w:hAnsi="Arial" w:cs="Arial"/>
+        </w:rPr>
+        <w:tab/>
+      </w:r>
+      <w:r>
+        <w:rPr>
+          <w:rFonts w:ascii="Arial" w:hAnsi="Arial" w:cs="Arial"/>
+        </w:rPr>
+        <w:tab/>
+        <w:t xml:space="preserve"> August</w:t>
+      </w:r>
+      <w:r>
+        <w:rPr>
+          <w:rFonts w:ascii="Arial" w:hAnsi="Arial" w:cs="Arial"/>
+          <w:b/>
         </w:rPr>
         <w:t xml:space="preserve"> </w:t>
       </w:r>
       <w:r>
         <w:rPr>
           <w:rFonts w:ascii="Arial" w:hAnsi="Arial" w:cs="Arial"/>
-          <w:color w:val="1F3864" w:themeColor="accent1" w:themeShade="80"/>
-          <w:sz w:val="22"/>
-          <w:szCs w:val="22"/>
-        </w:rPr>
-        <w:t xml:space="preserve">         </w:t>
-      </w:r>
-      <w:r>
-        <w:rPr>
-          <w:rFonts w:ascii="Arial" w:hAnsi="Arial" w:cs="Arial"/>
-          <w:color w:val="1F3864" w:themeColor="accent1" w:themeShade="80"/>
-          <w:sz w:val="22"/>
-          <w:szCs w:val="22"/>
-        </w:rPr>
-        <w:t xml:space="preserve"> </w:t>
-      </w:r>
-      <w:r>
-        <w:rPr>
-          <w:rFonts w:ascii="Arial" w:hAnsi="Arial" w:cs="Arial"/>
-          <w:color w:val="1F3864" w:themeColor="accent1" w:themeShade="80"/>
-          <w:sz w:val="22"/>
-          <w:szCs w:val="22"/>
-        </w:rPr>
-        <w:t xml:space="preserve"> </w:t>
-      </w:r>
-      <w:r>
-        <w:rPr>
-          <w:rFonts w:ascii="Arial" w:hAnsi="Arial" w:cs="Arial"/>
-          <w:color w:val="1F3864" w:themeColor="accent1" w:themeShade="80"/>
-          <w:sz w:val="22"/>
-          <w:szCs w:val="22"/>
-        </w:rPr>
-        <w:t xml:space="preserve"> </w:t>
-      </w:r>
-      <w:r>
-        <w:rPr>
-          <w:rFonts w:ascii="Arial" w:hAnsi="Arial" w:cs="Arial"/>
-          <w:color w:val="1F3864" w:themeColor="accent1" w:themeShade="80"/>
-          <w:sz w:val="22"/>
-          <w:szCs w:val="22"/>
-        </w:rPr>
-        <w:t xml:space="preserve"> </w:t>
-      </w:r>
-      <w:r>
-        <w:rPr>
-          <w:rFonts w:ascii="Arial" w:hAnsi="Arial" w:cs="Arial"/>
-          <w:color w:val="1F3864" w:themeColor="accent1" w:themeShade="80"/>
-          <w:sz w:val="22"/>
-          <w:szCs w:val="22"/>
-        </w:rPr>
-        <w:t xml:space="preserve">    </w:t>
-      </w:r>
-      <w:r>
-        <w:rPr>
-          <w:rFonts w:ascii="Arial" w:hAnsi="Arial" w:cs="Arial"/>
-          <w:color w:val="1F3864" w:themeColor="accent1" w:themeShade="80"/>
-          <w:sz w:val="22"/>
-          <w:szCs w:val="22"/>
-        </w:rPr>
-        <w:t xml:space="preserve">  </w:t>
+        </w:rPr>
+        <w:t>2025</w:t>
+      </w:r>
+      <w:r>
+        <w:rPr>
+          <w:rFonts w:ascii="Arial" w:hAnsi="Arial" w:cs="Arial"/>
+          <w:b/>
+          <w:bCs/>
+          <w:w w:val="110"/>
+        </w:rPr>
+        <w:t xml:space="preserve">                     </w:t>
       </w:r>
       <w:r>
         <w:rPr>
           <w:rFonts w:ascii="Arial" w:hAnsi="Arial" w:cs="Arial"/>
           <w:bCs/>
           <w:color w:val="1F3864" w:themeColor="accent1" w:themeShade="80"/>
-          <w:sz w:val="22"/>
-          <w:szCs w:val="22"/>
-        </w:rPr>
-        <w:t xml:space="preserve">                  </w:t>
+        </w:rPr>
+        <w:t xml:space="preserve">      </w:t>
       </w:r>
       <w:r>
         <w:rPr>
           <w:rFonts w:ascii="Arial" w:hAnsi="Arial" w:cs="Arial"/>
           <w:bCs/>
           <w:color w:val="1F3864" w:themeColor="accent1" w:themeShade="80"/>
-          <w:sz w:val="22"/>
-          <w:szCs w:val="22"/>
-        </w:rPr>
-        <w:t xml:space="preserve">                  </w:t>
-      </w:r>
-      <w:r>
-        <w:rPr>
-          <w:rFonts w:ascii="Arial" w:hAnsi="Arial" w:cs="Arial"/>
-          <w:sz w:val="22"/>
-          <w:szCs w:val="22"/>
-        </w:rPr>
-        <w:t>August 2025</w:t>
+        </w:rPr>
+        <w:t xml:space="preserve">              </w:t>
       </w:r>
       <w:r>
         <w:rPr>
           <w:rFonts w:ascii="Arial" w:hAnsi="Arial" w:cs="Arial"/>
           <w:bCs/>
           <w:color w:val="1F3864" w:themeColor="accent1" w:themeShade="80"/>
-          <w:sz w:val="22"/>
-          <w:szCs w:val="22"/>
-        </w:rPr>
-        <w:t xml:space="preserve">       </w:t>
-      </w:r>
-      <w:r>
-        <w:rPr>
-          <w:rFonts w:ascii="Arial" w:hAnsi="Arial" w:cs="Arial"/>
-          <w:bCs/>
-          <w:color w:val="1F3864" w:themeColor="accent1" w:themeShade="80"/>
-          <w:sz w:val="22"/>
-          <w:szCs w:val="22"/>
-        </w:rPr>
-        <w:t xml:space="preserve">              </w:t>
-      </w:r>
-      <w:r>
-        <w:rPr>
-          <w:rFonts w:ascii="Arial" w:hAnsi="Arial" w:cs="Arial"/>
-          <w:bCs/>
-          <w:color w:val="1F3864" w:themeColor="accent1" w:themeShade="80"/>
-          <w:sz w:val="22"/>
-          <w:szCs w:val="22"/>
         </w:rPr>
         <w:t xml:space="preserve">     </w:t>
       </w:r>
@@ -1726,7 +1943,19 @@
         <w:rPr>
           <w:rFonts w:ascii="Arial" w:hAnsi="Arial" w:cs="Arial"/>
         </w:rPr>
-        <w:t xml:space="preserve">Infosys Springboard - </w:t>
+        <w:t xml:space="preserve">Infosys Springboard </w:t>
+      </w:r>
+      <w:r>
+        <w:rPr>
+          <w:rFonts w:ascii="Arial" w:hAnsi="Arial" w:cs="Arial"/>
+        </w:rPr>
+        <w:t>-</w:t>
+      </w:r>
+      <w:r>
+        <w:rPr>
+          <w:rFonts w:ascii="Arial" w:hAnsi="Arial" w:cs="Arial"/>
+        </w:rPr>
+        <w:t xml:space="preserve"> </w:t>
       </w:r>
       <w:r>
         <w:rPr>
@@ -1738,204 +1967,153 @@
         <w:rPr>
           <w:rFonts w:ascii="Arial" w:hAnsi="Arial" w:cs="Arial"/>
         </w:rPr>
+        <w:t xml:space="preserve"> |</w:t>
+      </w:r>
+      <w:r>
+        <w:rPr>
+          <w:rFonts w:ascii="Arial" w:hAnsi="Arial" w:cs="Arial"/>
+        </w:rPr>
         <w:t xml:space="preserve"> </w:t>
       </w:r>
-      <w:r>
-        <w:rPr>
-          <w:rFonts w:ascii="Arial" w:hAnsi="Arial" w:cs="Arial"/>
-        </w:rPr>
-        <w:t xml:space="preserve">      August</w:t>
-      </w:r>
-      <w:r>
-        <w:rPr>
-          <w:rFonts w:ascii="Arial" w:hAnsi="Arial" w:cs="Arial"/>
-          <w:b/>
-        </w:rPr>
-        <w:t xml:space="preserve"> </w:t>
-      </w:r>
-      <w:r>
-        <w:rPr>
-          <w:rFonts w:ascii="Arial" w:hAnsi="Arial" w:cs="Arial"/>
-        </w:rPr>
-        <w:t>2025</w:t>
+      <w:hyperlink r:id="rId16" w:history="1">
+        <w:r>
+          <w:rPr>
+            <w:rStyle w:val="Hyperlink"/>
+            <w:rFonts w:ascii="Arial" w:hAnsi="Arial" w:cs="Arial"/>
+          </w:rPr>
+          <w:t>L</w:t>
+        </w:r>
+        <w:r>
+          <w:rPr>
+            <w:rStyle w:val="Hyperlink"/>
+            <w:rFonts w:ascii="Arial" w:hAnsi="Arial" w:cs="Arial"/>
+          </w:rPr>
+          <w:t>i</w:t>
+        </w:r>
+        <w:r>
+          <w:rPr>
+            <w:rStyle w:val="Hyperlink"/>
+            <w:rFonts w:ascii="Arial" w:hAnsi="Arial" w:cs="Arial"/>
+          </w:rPr>
+          <w:t>nk</w:t>
+        </w:r>
+      </w:hyperlink>
+      <w:r>
+        <w:rPr>
+          <w:rFonts w:ascii="Arial" w:hAnsi="Arial" w:cs="Arial"/>
+        </w:rPr>
+        <w:t xml:space="preserve">    </w:t>
       </w:r>
     </w:p>
     <w:p>
       <w:pPr>
         <w:pStyle w:val="ListParagraph"/>
-        <w:numPr>
-          <w:ilvl w:val="0"/>
-          <w:numId w:val="1"/>
-        </w:numPr>
         <w:tabs>
           <w:tab w:val="left" w:pos="317"/>
         </w:tabs>
         <w:spacing w:line="276" w:lineRule="auto"/>
-        <w:rPr>
-          <w:rFonts w:ascii="Arial" w:hAnsi="Arial" w:cs="Arial"/>
-        </w:rPr>
-      </w:pPr>
-      <w:r>
-        <w:rPr>
-          <w:rFonts w:ascii="Arial" w:hAnsi="Arial" w:cs="Arial"/>
-        </w:rPr>
-        <w:t xml:space="preserve">Udemy – </w:t>
-      </w:r>
-      <w:r>
-        <w:rPr>
-          <w:rFonts w:ascii="Arial" w:hAnsi="Arial" w:cs="Arial"/>
-          <w:bCs/>
-          <w:w w:val="90"/>
-        </w:rPr>
-        <w:t>Build Generative AI Apps and Solutions with No-Code</w:t>
+        <w:ind w:left="518" w:firstLine="0"/>
+        <w:rPr>
+          <w:rFonts w:ascii="Arial" w:hAnsi="Arial" w:cs="Arial"/>
+        </w:rPr>
+      </w:pPr>
+      <w:r>
+        <w:rPr>
+          <w:rFonts w:ascii="Arial" w:hAnsi="Arial" w:cs="Arial"/>
+        </w:rPr>
+        <w:tab/>
+      </w:r>
+      <w:r>
+        <w:rPr>
+          <w:rFonts w:ascii="Arial" w:hAnsi="Arial" w:cs="Arial"/>
+        </w:rPr>
+        <w:tab/>
+      </w:r>
+      <w:r>
+        <w:rPr>
+          <w:rFonts w:ascii="Arial" w:hAnsi="Arial" w:cs="Arial"/>
+        </w:rPr>
+        <w:tab/>
+      </w:r>
+      <w:r>
+        <w:rPr>
+          <w:rFonts w:ascii="Arial" w:hAnsi="Arial" w:cs="Arial"/>
+        </w:rPr>
+        <w:tab/>
+      </w:r>
+      <w:r>
+        <w:rPr>
+          <w:rFonts w:ascii="Arial" w:hAnsi="Arial" w:cs="Arial"/>
+        </w:rPr>
+        <w:tab/>
+      </w:r>
+      <w:r>
+        <w:rPr>
+          <w:rFonts w:ascii="Arial" w:hAnsi="Arial" w:cs="Arial"/>
+        </w:rPr>
+        <w:tab/>
+      </w:r>
+      <w:r>
+        <w:rPr>
+          <w:rFonts w:ascii="Arial" w:hAnsi="Arial" w:cs="Arial"/>
+        </w:rPr>
+        <w:tab/>
+      </w:r>
+      <w:r>
+        <w:rPr>
+          <w:rFonts w:ascii="Arial" w:hAnsi="Arial" w:cs="Arial"/>
+        </w:rPr>
+        <w:tab/>
+      </w:r>
+      <w:r>
+        <w:rPr>
+          <w:rFonts w:ascii="Arial" w:hAnsi="Arial" w:cs="Arial"/>
+        </w:rPr>
+        <w:tab/>
+      </w:r>
+      <w:r>
+        <w:rPr>
+          <w:rFonts w:ascii="Arial" w:hAnsi="Arial" w:cs="Arial"/>
+        </w:rPr>
+        <w:tab/>
+      </w:r>
+      <w:r>
+        <w:rPr>
+          <w:rFonts w:ascii="Arial" w:hAnsi="Arial" w:cs="Arial"/>
+        </w:rPr>
+        <w:tab/>
+      </w:r>
+      <w:r>
+        <w:rPr>
+          <w:rFonts w:ascii="Arial" w:hAnsi="Arial" w:cs="Arial"/>
+        </w:rPr>
+        <w:tab/>
+      </w:r>
+      <w:r>
+        <w:rPr>
+          <w:rFonts w:ascii="Arial" w:hAnsi="Arial" w:cs="Arial"/>
+        </w:rPr>
+        <w:tab/>
+        <w:t xml:space="preserve"> </w:t>
+      </w:r>
+      <w:r>
+        <w:rPr>
+          <w:rFonts w:ascii="Arial" w:hAnsi="Arial" w:cs="Arial"/>
+        </w:rPr>
+        <w:t>August</w:t>
       </w:r>
       <w:r>
         <w:rPr>
           <w:rFonts w:ascii="Arial" w:hAnsi="Arial" w:cs="Arial"/>
           <w:b/>
-          <w:w w:val="90"/>
         </w:rPr>
         <w:t xml:space="preserve"> </w:t>
       </w:r>
       <w:r>
         <w:rPr>
           <w:rFonts w:ascii="Arial" w:hAnsi="Arial" w:cs="Arial"/>
-          <w:bCs/>
-          <w:w w:val="90"/>
-        </w:rPr>
-        <w:t>tools</w:t>
-      </w:r>
-      <w:r>
-        <w:rPr>
-          <w:rFonts w:ascii="Arial" w:hAnsi="Arial" w:cs="Arial"/>
-          <w:w w:val="110"/>
-        </w:rPr>
-        <w:t xml:space="preserve"> </w:t>
-      </w:r>
-      <w:r>
-        <w:rPr>
-          <w:rFonts w:ascii="Arial" w:hAnsi="Arial" w:cs="Arial"/>
-          <w:w w:val="110"/>
-        </w:rPr>
-        <w:t>-</w:t>
-      </w:r>
-      <w:r>
-        <w:rPr>
-          <w:rFonts w:ascii="Arial" w:hAnsi="Arial" w:cs="Arial"/>
-          <w:b/>
-          <w:bCs/>
-          <w:w w:val="110"/>
-        </w:rPr>
-        <w:t xml:space="preserve">                           </w:t>
-      </w:r>
-      <w:r>
-        <w:rPr>
-          <w:rFonts w:ascii="Arial" w:hAnsi="Arial" w:cs="Arial"/>
-          <w:b/>
-          <w:bCs/>
-          <w:w w:val="110"/>
-        </w:rPr>
-        <w:t xml:space="preserve">  </w:t>
-      </w:r>
-      <w:r>
-        <w:rPr>
-          <w:rFonts w:ascii="Arial" w:hAnsi="Arial" w:cs="Arial"/>
-          <w:b/>
-          <w:bCs/>
-          <w:w w:val="110"/>
-        </w:rPr>
-        <w:t xml:space="preserve">  </w:t>
-      </w:r>
-      <w:r>
-        <w:rPr>
-          <w:rFonts w:ascii="Arial" w:hAnsi="Arial" w:cs="Arial"/>
-          <w:b/>
-          <w:bCs/>
-          <w:w w:val="110"/>
-        </w:rPr>
-        <w:t xml:space="preserve">    </w:t>
-      </w:r>
-      <w:r>
-        <w:rPr>
-          <w:rFonts w:ascii="Arial" w:hAnsi="Arial" w:cs="Arial"/>
-          <w:b/>
-          <w:bCs/>
-          <w:w w:val="110"/>
-        </w:rPr>
-        <w:t xml:space="preserve">    </w:t>
-      </w:r>
-      <w:r>
-        <w:rPr>
-          <w:rFonts w:ascii="Arial" w:hAnsi="Arial" w:cs="Arial"/>
-        </w:rPr>
-        <w:t>August</w:t>
-      </w:r>
-      <w:r>
-        <w:rPr>
-          <w:rFonts w:ascii="Arial" w:hAnsi="Arial" w:cs="Arial"/>
-          <w:b/>
-        </w:rPr>
-        <w:t xml:space="preserve"> </w:t>
-      </w:r>
-      <w:r>
-        <w:rPr>
-          <w:rFonts w:ascii="Arial" w:hAnsi="Arial" w:cs="Arial"/>
         </w:rPr>
         <w:t>2025</w:t>
-      </w:r>
-      <w:r>
-        <w:rPr>
-          <w:rFonts w:ascii="Arial" w:hAnsi="Arial" w:cs="Arial"/>
-          <w:b/>
-          <w:bCs/>
-          <w:w w:val="110"/>
-        </w:rPr>
-        <w:t xml:space="preserve">  </w:t>
-      </w:r>
-      <w:r>
-        <w:rPr>
-          <w:rFonts w:ascii="Arial" w:hAnsi="Arial" w:cs="Arial"/>
-          <w:b/>
-          <w:bCs/>
-          <w:w w:val="110"/>
-        </w:rPr>
-        <w:t xml:space="preserve"> </w:t>
-      </w:r>
-      <w:r>
-        <w:rPr>
-          <w:rFonts w:ascii="Arial" w:hAnsi="Arial" w:cs="Arial"/>
-          <w:b/>
-          <w:bCs/>
-          <w:w w:val="110"/>
-        </w:rPr>
-        <w:t xml:space="preserve">  </w:t>
-      </w:r>
-      <w:r>
-        <w:rPr>
-          <w:rFonts w:ascii="Arial" w:hAnsi="Arial" w:cs="Arial"/>
-          <w:b/>
-          <w:bCs/>
-          <w:w w:val="110"/>
-        </w:rPr>
-        <w:t xml:space="preserve"> </w:t>
-      </w:r>
-      <w:r>
-        <w:rPr>
-          <w:rFonts w:ascii="Arial" w:hAnsi="Arial" w:cs="Arial"/>
-          <w:b/>
-          <w:bCs/>
-          <w:w w:val="110"/>
-        </w:rPr>
-        <w:t xml:space="preserve">   </w:t>
-      </w:r>
-      <w:r>
-        <w:rPr>
-          <w:rFonts w:ascii="Arial" w:hAnsi="Arial" w:cs="Arial"/>
-          <w:b/>
-          <w:bCs/>
-          <w:w w:val="110"/>
-        </w:rPr>
-        <w:t xml:space="preserve">            </w:t>
       </w:r>
     </w:p>
     <w:p>
@@ -1961,8 +2139,47 @@
           <w:sz w:val="22"/>
           <w:szCs w:val="22"/>
         </w:rPr>
-        <w:t>Master Generative AI &amp; Generative AI tools (ChatGPT &amp; more)</w:t>
-      </w:r>
+        <w:t xml:space="preserve">Infosys Springboard - </w:t>
+      </w:r>
+      <w:r>
+        <w:rPr>
+          <w:rFonts w:ascii="Arial" w:hAnsi="Arial" w:cs="Arial"/>
+          <w:sz w:val="22"/>
+          <w:szCs w:val="22"/>
+        </w:rPr>
+        <w:t>Computational Theory: Language Principle &amp; Finite Automata Theory</w:t>
+      </w:r>
+      <w:r>
+        <w:rPr>
+          <w:rFonts w:ascii="Arial" w:hAnsi="Arial" w:cs="Arial"/>
+          <w:sz w:val="22"/>
+          <w:szCs w:val="22"/>
+        </w:rPr>
+        <w:t xml:space="preserve"> | </w:t>
+      </w:r>
+      <w:hyperlink r:id="rId17" w:history="1">
+        <w:r>
+          <w:rPr>
+            <w:rStyle w:val="Hyperlink"/>
+            <w:rFonts w:ascii="Arial" w:hAnsi="Arial" w:cs="Arial"/>
+          </w:rPr>
+          <w:t>Li</w:t>
+        </w:r>
+        <w:r>
+          <w:rPr>
+            <w:rStyle w:val="Hyperlink"/>
+            <w:rFonts w:ascii="Arial" w:hAnsi="Arial" w:cs="Arial"/>
+          </w:rPr>
+          <w:t>n</w:t>
+        </w:r>
+        <w:r>
+          <w:rPr>
+            <w:rStyle w:val="Hyperlink"/>
+            <w:rFonts w:ascii="Arial" w:hAnsi="Arial" w:cs="Arial"/>
+          </w:rPr>
+          <w:t>k</w:t>
+        </w:r>
+      </w:hyperlink>
       <w:r>
         <w:rPr>
           <w:rFonts w:ascii="Arial" w:hAnsi="Arial" w:cs="Arial"/>
@@ -2009,23 +2226,91 @@
           <w:sz w:val="22"/>
           <w:szCs w:val="22"/>
         </w:rPr>
+        <w:tab/>
+      </w:r>
+      <w:r>
+        <w:rPr>
+          <w:rFonts w:ascii="Arial" w:hAnsi="Arial" w:cs="Arial"/>
+          <w:sz w:val="22"/>
+          <w:szCs w:val="22"/>
+        </w:rPr>
+        <w:tab/>
+      </w:r>
+      <w:r>
+        <w:rPr>
+          <w:rFonts w:ascii="Arial" w:hAnsi="Arial" w:cs="Arial"/>
+          <w:sz w:val="22"/>
+          <w:szCs w:val="22"/>
+        </w:rPr>
+        <w:tab/>
+      </w:r>
+      <w:r>
+        <w:rPr>
+          <w:rFonts w:ascii="Arial" w:hAnsi="Arial" w:cs="Arial"/>
+          <w:sz w:val="22"/>
+          <w:szCs w:val="22"/>
+        </w:rPr>
+        <w:tab/>
+      </w:r>
+      <w:r>
+        <w:rPr>
+          <w:rFonts w:ascii="Arial" w:hAnsi="Arial" w:cs="Arial"/>
+          <w:sz w:val="22"/>
+          <w:szCs w:val="22"/>
+        </w:rPr>
+        <w:tab/>
+      </w:r>
+      <w:r>
+        <w:rPr>
+          <w:rFonts w:ascii="Arial" w:hAnsi="Arial" w:cs="Arial"/>
+          <w:sz w:val="22"/>
+          <w:szCs w:val="22"/>
+        </w:rPr>
+        <w:tab/>
+      </w:r>
+      <w:r>
+        <w:rPr>
+          <w:rFonts w:ascii="Arial" w:hAnsi="Arial" w:cs="Arial"/>
+          <w:sz w:val="22"/>
+          <w:szCs w:val="22"/>
+        </w:rPr>
+        <w:tab/>
+      </w:r>
+      <w:r>
+        <w:rPr>
+          <w:rFonts w:ascii="Arial" w:hAnsi="Arial" w:cs="Arial"/>
+          <w:sz w:val="22"/>
+          <w:szCs w:val="22"/>
+        </w:rPr>
+        <w:tab/>
+      </w:r>
+      <w:r>
+        <w:rPr>
+          <w:rFonts w:ascii="Arial" w:hAnsi="Arial" w:cs="Arial"/>
+          <w:sz w:val="22"/>
+          <w:szCs w:val="22"/>
+        </w:rPr>
+        <w:tab/>
+      </w:r>
+      <w:r>
+        <w:rPr>
+          <w:rFonts w:ascii="Arial" w:hAnsi="Arial" w:cs="Arial"/>
+          <w:sz w:val="22"/>
+          <w:szCs w:val="22"/>
+        </w:rPr>
+        <w:tab/>
+        <w:t xml:space="preserve"> </w:t>
+      </w:r>
+      <w:r>
+        <w:rPr>
+          <w:rFonts w:ascii="Arial" w:hAnsi="Arial" w:cs="Arial"/>
+          <w:sz w:val="22"/>
+          <w:szCs w:val="22"/>
+        </w:rPr>
         <w:t xml:space="preserve">August 2025            </w:t>
       </w:r>
-    </w:p>
-    <w:p>
-      <w:pPr>
-        <w:pStyle w:val="Heading1"/>
-        <w:spacing w:before="101"/>
-        <w:rPr>
-          <w:rFonts w:ascii="Arial" w:hAnsi="Arial" w:cs="Arial"/>
-          <w:color w:val="483A92"/>
-          <w:w w:val="105"/>
-          <w:sz w:val="22"/>
-          <w:szCs w:val="22"/>
-        </w:rPr>
-      </w:pPr>
-      <w:bookmarkStart w:id="3" w:name="BlueViolet_Education"/>
-      <w:bookmarkEnd w:id="3"/>
+      <w:bookmarkStart w:id="2" w:name="BlueViolet_Education"/>
+      <w:bookmarkEnd w:id="2"/>
     </w:p>
     <w:p>
       <w:pPr>
@@ -2275,18 +2560,6 @@
     </w:p>
     <w:p>
       <w:pPr>
-        <w:pStyle w:val="BodyText"/>
-        <w:spacing w:before="11"/>
-        <w:ind w:left="0"/>
-        <w:rPr>
-          <w:rFonts w:ascii="Arial" w:hAnsi="Arial" w:cs="Arial"/>
-          <w:sz w:val="22"/>
-          <w:szCs w:val="22"/>
-        </w:rPr>
-      </w:pPr>
-    </w:p>
-    <w:p>
-      <w:pPr>
         <w:pStyle w:val="Heading1"/>
         <w:spacing w:before="118"/>
         <w:ind w:left="0"/>
@@ -2435,7 +2708,7 @@
       <w:r>
         <w:rPr>
           <w:rFonts w:ascii="Arial" w:hAnsi="Arial" w:cs="Arial"/>
-          <w:b/>
+          <w:bCs/>
           <w:w w:val="95"/>
         </w:rPr>
         <w:t xml:space="preserve">  </w:t>
@@ -2485,15 +2758,15 @@
       <w:r>
         <w:rPr>
           <w:rFonts w:ascii="Arial" w:hAnsi="Arial" w:cs="Arial"/>
-          <w:b/>
+          <w:bCs/>
           <w:w w:val="95"/>
         </w:rPr>
-        <w:t xml:space="preserve">                                                                                        </w:t>
-      </w:r>
-      <w:r>
-        <w:rPr>
-          <w:rFonts w:ascii="Arial" w:hAnsi="Arial" w:cs="Arial"/>
-          <w:b/>
+        <w:t xml:space="preserve">                                                                                     </w:t>
+      </w:r>
+      <w:r>
+        <w:rPr>
+          <w:rFonts w:ascii="Arial" w:hAnsi="Arial" w:cs="Arial"/>
+          <w:bCs/>
           <w:w w:val="95"/>
         </w:rPr>
         <w:t xml:space="preserve"> </w:t>
@@ -2501,67 +2774,38 @@
       <w:r>
         <w:rPr>
           <w:rFonts w:ascii="Arial" w:hAnsi="Arial" w:cs="Arial"/>
-          <w:b/>
+          <w:bCs/>
           <w:w w:val="95"/>
         </w:rPr>
-        <w:t xml:space="preserve">  </w:t>
-      </w:r>
-      <w:r>
-        <w:rPr>
-          <w:rFonts w:ascii="Arial" w:hAnsi="Arial" w:cs="Arial"/>
-          <w:b/>
+        <w:t xml:space="preserve"> </w:t>
+      </w:r>
+      <w:r>
+        <w:rPr>
+          <w:rFonts w:ascii="Arial" w:hAnsi="Arial" w:cs="Arial"/>
+          <w:bCs/>
           <w:w w:val="95"/>
         </w:rPr>
-        <w:t xml:space="preserve">   </w:t>
-      </w:r>
-      <w:r>
-        <w:rPr>
-          <w:rFonts w:ascii="Arial" w:hAnsi="Arial" w:cs="Arial"/>
-          <w:b/>
-          <w:w w:val="95"/>
-        </w:rPr>
-        <w:t xml:space="preserve">  </w:t>
-      </w:r>
-      <w:r>
-        <w:rPr>
-          <w:rFonts w:ascii="Arial" w:hAnsi="Arial" w:cs="Arial"/>
-          <w:b/>
-          <w:w w:val="95"/>
-        </w:rPr>
-        <w:t xml:space="preserve">        </w:t>
-      </w:r>
-      <w:r>
-        <w:rPr>
-          <w:rFonts w:ascii="Arial" w:hAnsi="Arial" w:cs="Arial"/>
-          <w:b/>
-          <w:w w:val="95"/>
+        <w:t xml:space="preserve">Phagwara, </w:t>
+      </w:r>
+      <w:r>
+        <w:rPr>
+          <w:rFonts w:ascii="Arial" w:hAnsi="Arial" w:cs="Arial"/>
+          <w:bCs/>
+        </w:rPr>
+        <w:t>Punjab,</w:t>
+      </w:r>
+      <w:r>
+        <w:rPr>
+          <w:rFonts w:ascii="Arial" w:hAnsi="Arial" w:cs="Arial"/>
+          <w:bCs/>
+          <w:spacing w:val="-4"/>
         </w:rPr>
         <w:t xml:space="preserve"> </w:t>
       </w:r>
       <w:r>
         <w:rPr>
           <w:rFonts w:ascii="Arial" w:hAnsi="Arial" w:cs="Arial"/>
-          <w:b/>
-          <w:w w:val="95"/>
-        </w:rPr>
-        <w:t xml:space="preserve"> </w:t>
-      </w:r>
-      <w:r>
-        <w:rPr>
-          <w:rFonts w:ascii="Arial" w:hAnsi="Arial" w:cs="Arial"/>
-        </w:rPr>
-        <w:t>Punjab,</w:t>
-      </w:r>
-      <w:r>
-        <w:rPr>
-          <w:rFonts w:ascii="Arial" w:hAnsi="Arial" w:cs="Arial"/>
-          <w:spacing w:val="-4"/>
-        </w:rPr>
-        <w:t xml:space="preserve"> </w:t>
-      </w:r>
-      <w:r>
-        <w:rPr>
-          <w:rFonts w:ascii="Arial" w:hAnsi="Arial" w:cs="Arial"/>
+          <w:bCs/>
         </w:rPr>
         <w:t>India</w:t>
       </w:r>
@@ -2864,7 +3108,7 @@
           <w:sz w:val="22"/>
           <w:szCs w:val="22"/>
         </w:rPr>
-        <w:t>5.88</w:t>
+        <w:t>6.01</w:t>
       </w:r>
       <w:r>
         <w:rPr>
@@ -2897,7 +3141,29 @@
           <w:sz w:val="22"/>
           <w:szCs w:val="22"/>
         </w:rPr>
-        <w:t xml:space="preserve">                                                                                               </w:t>
+        <w:t xml:space="preserve">                     </w:t>
+      </w:r>
+      <w:r>
+        <w:rPr>
+          <w:rFonts w:ascii="Arial" w:hAnsi="Arial" w:cs="Arial"/>
+          <w:i w:val="0"/>
+          <w:iCs w:val="0"/>
+          <w:w w:val="105"/>
+          <w:sz w:val="22"/>
+          <w:szCs w:val="22"/>
+        </w:rPr>
+        <w:t xml:space="preserve">  </w:t>
+      </w:r>
+      <w:r>
+        <w:rPr>
+          <w:rFonts w:ascii="Arial" w:hAnsi="Arial" w:cs="Arial"/>
+          <w:i w:val="0"/>
+          <w:iCs w:val="0"/>
+          <w:w w:val="105"/>
+          <w:sz w:val="22"/>
+          <w:szCs w:val="22"/>
+        </w:rPr>
+        <w:t xml:space="preserve">                                                                        </w:t>
       </w:r>
       <w:r>
         <w:rPr>
@@ -3564,6 +3830,118 @@
 <file path=word/numbering.xml><?xml version="1.0" encoding="utf-8"?>
 <w:numbering xmlns:wpc="http://schemas.microsoft.com/office/word/2010/wordprocessingCanvas" xmlns:cx="http://schemas.microsoft.com/office/drawing/2014/chartex" xmlns:cx1="http://schemas.microsoft.com/office/drawing/2015/9/8/chartex" xmlns:cx2="http://schemas.microsoft.com/office/drawing/2015/10/21/chartex" xmlns:cx3="http://schemas.microsoft.com/office/drawing/2016/5/9/chartex" xmlns:cx4="http://schemas.microsoft.com/office/drawing/2016/5/10/chartex" xmlns:cx5="http://schemas.microsoft.com/office/drawing/2016/5/11/chartex" xmlns:cx6="http://schemas.microsoft.com/office/drawing/2016/5/12/chartex" xmlns:cx7="http://schemas.microsoft.com/office/drawing/2016/5/13/chartex" xmlns:cx8="http://schemas.microsoft.com/office/drawing/2016/5/14/chartex" xmlns:mc="http://schemas.openxmlformats.org/markup-compatibility/2006" xmlns:aink="http://schemas.microsoft.com/office/drawing/2016/ink" xmlns:am3d="http://schemas.microsoft.com/office/drawing/2017/model3d" xmlns:o="urn:schemas-microsoft-com:office:office" xmlns:oel="http://schemas.microsoft.com/office/2019/extlst" xmlns:r="http://schemas.openxmlformats.org/officeDocument/2006/relationships" xmlns:m="http://schemas.openxmlformats.org/officeDocument/2006/math" xmlns:v="urn:schemas-microsoft-com:vml" xmlns:wp14="http://schemas.microsoft.com/office/word/2010/wordprocessingDrawing" xmlns:wp="http://schemas.openxmlformats.org/drawingml/2006/wordprocessingDrawing" xmlns:w10="urn:schemas-microsoft-com:office:word" xmlns:w="http://schemas.openxmlformats.org/wordprocessingml/2006/main" xmlns:w14="http://schemas.microsoft.com/office/word/2010/wordml" xmlns:w15="http://schemas.microsoft.com/office/word/2012/wordml" xmlns:w16cex="http://schemas.microsoft.com/office/word/2018/wordml/cex" xmlns:w16cid="http://schemas.microsoft.com/office/word/2016/wordml/cid" xmlns:w16="http://schemas.microsoft.com/office/word/2018/wordml" xmlns:w16du="http://schemas.microsoft.com/office/word/2023/wordml/word16du" xmlns:w16sdtdh="http://schemas.microsoft.com/office/word/2020/wordml/sdtdatahash" xmlns:w16sdtfl="http://schemas.microsoft.com/office/word/2024/wordml/sdtformatlock" xmlns:w16se="http://schemas.microsoft.com/office/word/2015/wordml/symex" xmlns:wpg="http://schemas.microsoft.com/office/word/2010/wordprocessingGroup" xmlns:wpi="http://schemas.microsoft.com/office/word/2010/wordprocessingInk" xmlns:wne="http://schemas.microsoft.com/office/word/2006/wordml" xmlns:wps="http://schemas.microsoft.com/office/word/2010/wordprocessingShape" mc:Ignorable="w14 w15 w16se w16cid w16 w16cex w16sdtdh w16sdtfl w16du wp14">
   <w:abstractNum w:abstractNumId="0" w15:restartNumberingAfterBreak="0">
+    <w:nsid w:val="00C379AE"/>
+    <w:multiLevelType w:val="hybridMultilevel"/>
+    <w:tmpl w:val="30D25E9C"/>
+    <w:lvl w:ilvl="0" w:tplc="C668F7C0">
+      <w:numFmt w:val="bullet"/>
+      <w:lvlText w:val=""/>
+      <w:lvlJc w:val="left"/>
+      <w:pPr>
+        <w:ind w:left="476" w:hanging="360"/>
+      </w:pPr>
+      <w:rPr>
+        <w:rFonts w:ascii="Arial" w:eastAsia="Georgia" w:hAnsi="Arial" w:cs="Arial" w:hint="default"/>
+      </w:rPr>
+    </w:lvl>
+    <w:lvl w:ilvl="1" w:tplc="40090003" w:tentative="1">
+      <w:start w:val="1"/>
+      <w:numFmt w:val="bullet"/>
+      <w:lvlText w:val="o"/>
+      <w:lvlJc w:val="left"/>
+      <w:pPr>
+        <w:ind w:left="1196" w:hanging="360"/>
+      </w:pPr>
+      <w:rPr>
+        <w:rFonts w:ascii="Courier New" w:hAnsi="Courier New" w:cs="Courier New" w:hint="default"/>
+      </w:rPr>
+    </w:lvl>
+    <w:lvl w:ilvl="2" w:tplc="40090005" w:tentative="1">
+      <w:start w:val="1"/>
+      <w:numFmt w:val="bullet"/>
+      <w:lvlText w:val=""/>
+      <w:lvlJc w:val="left"/>
+      <w:pPr>
+        <w:ind w:left="1916" w:hanging="360"/>
+      </w:pPr>
+      <w:rPr>
+        <w:rFonts w:ascii="Wingdings" w:hAnsi="Wingdings" w:hint="default"/>
+      </w:rPr>
+    </w:lvl>
+    <w:lvl w:ilvl="3" w:tplc="40090001" w:tentative="1">
+      <w:start w:val="1"/>
+      <w:numFmt w:val="bullet"/>
+      <w:lvlText w:val=""/>
+      <w:lvlJc w:val="left"/>
+      <w:pPr>
+        <w:ind w:left="2636" w:hanging="360"/>
+      </w:pPr>
+      <w:rPr>
+        <w:rFonts w:ascii="Symbol" w:hAnsi="Symbol" w:hint="default"/>
+      </w:rPr>
+    </w:lvl>
+    <w:lvl w:ilvl="4" w:tplc="40090003" w:tentative="1">
+      <w:start w:val="1"/>
+      <w:numFmt w:val="bullet"/>
+      <w:lvlText w:val="o"/>
+      <w:lvlJc w:val="left"/>
+      <w:pPr>
+        <w:ind w:left="3356" w:hanging="360"/>
+      </w:pPr>
+      <w:rPr>
+        <w:rFonts w:ascii="Courier New" w:hAnsi="Courier New" w:cs="Courier New" w:hint="default"/>
+      </w:rPr>
+    </w:lvl>
+    <w:lvl w:ilvl="5" w:tplc="40090005" w:tentative="1">
+      <w:start w:val="1"/>
+      <w:numFmt w:val="bullet"/>
+      <w:lvlText w:val=""/>
+      <w:lvlJc w:val="left"/>
+      <w:pPr>
+        <w:ind w:left="4076" w:hanging="360"/>
+      </w:pPr>
+      <w:rPr>
+        <w:rFonts w:ascii="Wingdings" w:hAnsi="Wingdings" w:hint="default"/>
+      </w:rPr>
+    </w:lvl>
+    <w:lvl w:ilvl="6" w:tplc="40090001" w:tentative="1">
+      <w:start w:val="1"/>
+      <w:numFmt w:val="bullet"/>
+      <w:lvlText w:val=""/>
+      <w:lvlJc w:val="left"/>
+      <w:pPr>
+        <w:ind w:left="4796" w:hanging="360"/>
+      </w:pPr>
+      <w:rPr>
+        <w:rFonts w:ascii="Symbol" w:hAnsi="Symbol" w:hint="default"/>
+      </w:rPr>
+    </w:lvl>
+    <w:lvl w:ilvl="7" w:tplc="40090003" w:tentative="1">
+      <w:start w:val="1"/>
+      <w:numFmt w:val="bullet"/>
+      <w:lvlText w:val="o"/>
+      <w:lvlJc w:val="left"/>
+      <w:pPr>
+        <w:ind w:left="5516" w:hanging="360"/>
+      </w:pPr>
+      <w:rPr>
+        <w:rFonts w:ascii="Courier New" w:hAnsi="Courier New" w:cs="Courier New" w:hint="default"/>
+      </w:rPr>
+    </w:lvl>
+    <w:lvl w:ilvl="8" w:tplc="40090005" w:tentative="1">
+      <w:start w:val="1"/>
+      <w:numFmt w:val="bullet"/>
+      <w:lvlText w:val=""/>
+      <w:lvlJc w:val="left"/>
+      <w:pPr>
+        <w:ind w:left="6236" w:hanging="360"/>
+      </w:pPr>
+      <w:rPr>
+        <w:rFonts w:ascii="Wingdings" w:hAnsi="Wingdings" w:hint="default"/>
+      </w:rPr>
+    </w:lvl>
+  </w:abstractNum>
+  <w:abstractNum w:abstractNumId="1" w15:restartNumberingAfterBreak="0">
     <w:nsid w:val="1FE36CA5"/>
     <w:multiLevelType w:val="hybridMultilevel"/>
     <w:tmpl w:val="A170F888"/>
@@ -3675,7 +4053,7 @@
       </w:rPr>
     </w:lvl>
   </w:abstractNum>
-  <w:abstractNum w:abstractNumId="1" w15:restartNumberingAfterBreak="0">
+  <w:abstractNum w:abstractNumId="2" w15:restartNumberingAfterBreak="0">
     <w:nsid w:val="27D83C63"/>
     <w:multiLevelType w:val="hybridMultilevel"/>
     <w:tmpl w:val="D158CB4C"/>
@@ -3788,7 +4166,7 @@
       </w:rPr>
     </w:lvl>
   </w:abstractNum>
-  <w:abstractNum w:abstractNumId="2" w15:restartNumberingAfterBreak="0">
+  <w:abstractNum w:abstractNumId="3" w15:restartNumberingAfterBreak="0">
     <w:nsid w:val="37DF2D39"/>
     <w:multiLevelType w:val="hybridMultilevel"/>
     <w:tmpl w:val="48AA31A2"/>
@@ -3901,7 +4279,7 @@
       </w:rPr>
     </w:lvl>
   </w:abstractNum>
-  <w:abstractNum w:abstractNumId="3" w15:restartNumberingAfterBreak="0">
+  <w:abstractNum w:abstractNumId="4" w15:restartNumberingAfterBreak="0">
     <w:nsid w:val="414D5856"/>
     <w:multiLevelType w:val="hybridMultilevel"/>
     <w:tmpl w:val="0D42FF9A"/>
@@ -4016,7 +4394,7 @@
       </w:rPr>
     </w:lvl>
   </w:abstractNum>
-  <w:abstractNum w:abstractNumId="4" w15:restartNumberingAfterBreak="0">
+  <w:abstractNum w:abstractNumId="5" w15:restartNumberingAfterBreak="0">
     <w:nsid w:val="42B255CD"/>
     <w:multiLevelType w:val="hybridMultilevel"/>
     <w:tmpl w:val="A8880D62"/>
@@ -4135,7 +4513,120 @@
       </w:rPr>
     </w:lvl>
   </w:abstractNum>
-  <w:abstractNum w:abstractNumId="5" w15:restartNumberingAfterBreak="0">
+  <w:abstractNum w:abstractNumId="6" w15:restartNumberingAfterBreak="0">
+    <w:nsid w:val="45D837CD"/>
+    <w:multiLevelType w:val="hybridMultilevel"/>
+    <w:tmpl w:val="F2AC68EA"/>
+    <w:lvl w:ilvl="0" w:tplc="40090001">
+      <w:start w:val="1"/>
+      <w:numFmt w:val="bullet"/>
+      <w:lvlText w:val=""/>
+      <w:lvlJc w:val="left"/>
+      <w:pPr>
+        <w:ind w:left="720" w:hanging="360"/>
+      </w:pPr>
+      <w:rPr>
+        <w:rFonts w:ascii="Symbol" w:hAnsi="Symbol" w:hint="default"/>
+      </w:rPr>
+    </w:lvl>
+    <w:lvl w:ilvl="1" w:tplc="40090003" w:tentative="1">
+      <w:start w:val="1"/>
+      <w:numFmt w:val="bullet"/>
+      <w:lvlText w:val="o"/>
+      <w:lvlJc w:val="left"/>
+      <w:pPr>
+        <w:ind w:left="1440" w:hanging="360"/>
+      </w:pPr>
+      <w:rPr>
+        <w:rFonts w:ascii="Courier New" w:hAnsi="Courier New" w:cs="Courier New" w:hint="default"/>
+      </w:rPr>
+    </w:lvl>
+    <w:lvl w:ilvl="2" w:tplc="40090005" w:tentative="1">
+      <w:start w:val="1"/>
+      <w:numFmt w:val="bullet"/>
+      <w:lvlText w:val=""/>
+      <w:lvlJc w:val="left"/>
+      <w:pPr>
+        <w:ind w:left="2160" w:hanging="360"/>
+      </w:pPr>
+      <w:rPr>
+        <w:rFonts w:ascii="Wingdings" w:hAnsi="Wingdings" w:hint="default"/>
+      </w:rPr>
+    </w:lvl>
+    <w:lvl w:ilvl="3" w:tplc="40090001" w:tentative="1">
+      <w:start w:val="1"/>
+      <w:numFmt w:val="bullet"/>
+      <w:lvlText w:val=""/>
+      <w:lvlJc w:val="left"/>
+      <w:pPr>
+        <w:ind w:left="2880" w:hanging="360"/>
+      </w:pPr>
+      <w:rPr>
+        <w:rFonts w:ascii="Symbol" w:hAnsi="Symbol" w:hint="default"/>
+      </w:rPr>
+    </w:lvl>
+    <w:lvl w:ilvl="4" w:tplc="40090003" w:tentative="1">
+      <w:start w:val="1"/>
+      <w:numFmt w:val="bullet"/>
+      <w:lvlText w:val="o"/>
+      <w:lvlJc w:val="left"/>
+      <w:pPr>
+        <w:ind w:left="3600" w:hanging="360"/>
+      </w:pPr>
+      <w:rPr>
+        <w:rFonts w:ascii="Courier New" w:hAnsi="Courier New" w:cs="Courier New" w:hint="default"/>
+      </w:rPr>
+    </w:lvl>
+    <w:lvl w:ilvl="5" w:tplc="40090005" w:tentative="1">
+      <w:start w:val="1"/>
+      <w:numFmt w:val="bullet"/>
+      <w:lvlText w:val=""/>
+      <w:lvlJc w:val="left"/>
+      <w:pPr>
+        <w:ind w:left="4320" w:hanging="360"/>
+      </w:pPr>
+      <w:rPr>
+        <w:rFonts w:ascii="Wingdings" w:hAnsi="Wingdings" w:hint="default"/>
+      </w:rPr>
+    </w:lvl>
+    <w:lvl w:ilvl="6" w:tplc="40090001" w:tentative="1">
+      <w:start w:val="1"/>
+      <w:numFmt w:val="bullet"/>
+      <w:lvlText w:val=""/>
+      <w:lvlJc w:val="left"/>
+      <w:pPr>
+        <w:ind w:left="5040" w:hanging="360"/>
+      </w:pPr>
+      <w:rPr>
+        <w:rFonts w:ascii="Symbol" w:hAnsi="Symbol" w:hint="default"/>
+      </w:rPr>
+    </w:lvl>
+    <w:lvl w:ilvl="7" w:tplc="40090003" w:tentative="1">
+      <w:start w:val="1"/>
+      <w:numFmt w:val="bullet"/>
+      <w:lvlText w:val="o"/>
+      <w:lvlJc w:val="left"/>
+      <w:pPr>
+        <w:ind w:left="5760" w:hanging="360"/>
+      </w:pPr>
+      <w:rPr>
+        <w:rFonts w:ascii="Courier New" w:hAnsi="Courier New" w:cs="Courier New" w:hint="default"/>
+      </w:rPr>
+    </w:lvl>
+    <w:lvl w:ilvl="8" w:tplc="40090005" w:tentative="1">
+      <w:start w:val="1"/>
+      <w:numFmt w:val="bullet"/>
+      <w:lvlText w:val=""/>
+      <w:lvlJc w:val="left"/>
+      <w:pPr>
+        <w:ind w:left="6480" w:hanging="360"/>
+      </w:pPr>
+      <w:rPr>
+        <w:rFonts w:ascii="Wingdings" w:hAnsi="Wingdings" w:hint="default"/>
+      </w:rPr>
+    </w:lvl>
+  </w:abstractNum>
+  <w:abstractNum w:abstractNumId="7" w15:restartNumberingAfterBreak="0">
     <w:nsid w:val="48510649"/>
     <w:multiLevelType w:val="hybridMultilevel"/>
     <w:tmpl w:val="EF86861C"/>
@@ -4254,7 +4745,235 @@
       </w:rPr>
     </w:lvl>
   </w:abstractNum>
-  <w:abstractNum w:abstractNumId="6" w15:restartNumberingAfterBreak="0">
+  <w:abstractNum w:abstractNumId="8" w15:restartNumberingAfterBreak="0">
+    <w:nsid w:val="50DB152D"/>
+    <w:multiLevelType w:val="hybridMultilevel"/>
+    <w:tmpl w:val="24B2209E"/>
+    <w:lvl w:ilvl="0" w:tplc="3E46864A">
+      <w:start w:val="1"/>
+      <w:numFmt w:val="bullet"/>
+      <w:lvlText w:val=""/>
+      <w:lvlJc w:val="left"/>
+      <w:pPr>
+        <w:ind w:left="476" w:hanging="360"/>
+      </w:pPr>
+      <w:rPr>
+        <w:rFonts w:ascii="Symbol" w:hAnsi="Symbol" w:hint="default"/>
+        <w:color w:val="000000" w:themeColor="text1"/>
+      </w:rPr>
+    </w:lvl>
+    <w:lvl w:ilvl="1" w:tplc="40090003" w:tentative="1">
+      <w:start w:val="1"/>
+      <w:numFmt w:val="bullet"/>
+      <w:lvlText w:val="o"/>
+      <w:lvlJc w:val="left"/>
+      <w:pPr>
+        <w:ind w:left="1440" w:hanging="360"/>
+      </w:pPr>
+      <w:rPr>
+        <w:rFonts w:ascii="Courier New" w:hAnsi="Courier New" w:cs="Courier New" w:hint="default"/>
+      </w:rPr>
+    </w:lvl>
+    <w:lvl w:ilvl="2" w:tplc="40090005" w:tentative="1">
+      <w:start w:val="1"/>
+      <w:numFmt w:val="bullet"/>
+      <w:lvlText w:val=""/>
+      <w:lvlJc w:val="left"/>
+      <w:pPr>
+        <w:ind w:left="2160" w:hanging="360"/>
+      </w:pPr>
+      <w:rPr>
+        <w:rFonts w:ascii="Wingdings" w:hAnsi="Wingdings" w:hint="default"/>
+      </w:rPr>
+    </w:lvl>
+    <w:lvl w:ilvl="3" w:tplc="40090001" w:tentative="1">
+      <w:start w:val="1"/>
+      <w:numFmt w:val="bullet"/>
+      <w:lvlText w:val=""/>
+      <w:lvlJc w:val="left"/>
+      <w:pPr>
+        <w:ind w:left="2880" w:hanging="360"/>
+      </w:pPr>
+      <w:rPr>
+        <w:rFonts w:ascii="Symbol" w:hAnsi="Symbol" w:hint="default"/>
+      </w:rPr>
+    </w:lvl>
+    <w:lvl w:ilvl="4" w:tplc="40090003" w:tentative="1">
+      <w:start w:val="1"/>
+      <w:numFmt w:val="bullet"/>
+      <w:lvlText w:val="o"/>
+      <w:lvlJc w:val="left"/>
+      <w:pPr>
+        <w:ind w:left="3600" w:hanging="360"/>
+      </w:pPr>
+      <w:rPr>
+        <w:rFonts w:ascii="Courier New" w:hAnsi="Courier New" w:cs="Courier New" w:hint="default"/>
+      </w:rPr>
+    </w:lvl>
+    <w:lvl w:ilvl="5" w:tplc="40090005" w:tentative="1">
+      <w:start w:val="1"/>
+      <w:numFmt w:val="bullet"/>
+      <w:lvlText w:val=""/>
+      <w:lvlJc w:val="left"/>
+      <w:pPr>
+        <w:ind w:left="4320" w:hanging="360"/>
+      </w:pPr>
+      <w:rPr>
+        <w:rFonts w:ascii="Wingdings" w:hAnsi="Wingdings" w:hint="default"/>
+      </w:rPr>
+    </w:lvl>
+    <w:lvl w:ilvl="6" w:tplc="40090001" w:tentative="1">
+      <w:start w:val="1"/>
+      <w:numFmt w:val="bullet"/>
+      <w:lvlText w:val=""/>
+      <w:lvlJc w:val="left"/>
+      <w:pPr>
+        <w:ind w:left="5040" w:hanging="360"/>
+      </w:pPr>
+      <w:rPr>
+        <w:rFonts w:ascii="Symbol" w:hAnsi="Symbol" w:hint="default"/>
+      </w:rPr>
+    </w:lvl>
+    <w:lvl w:ilvl="7" w:tplc="40090003" w:tentative="1">
+      <w:start w:val="1"/>
+      <w:numFmt w:val="bullet"/>
+      <w:lvlText w:val="o"/>
+      <w:lvlJc w:val="left"/>
+      <w:pPr>
+        <w:ind w:left="5760" w:hanging="360"/>
+      </w:pPr>
+      <w:rPr>
+        <w:rFonts w:ascii="Courier New" w:hAnsi="Courier New" w:cs="Courier New" w:hint="default"/>
+      </w:rPr>
+    </w:lvl>
+    <w:lvl w:ilvl="8" w:tplc="40090005" w:tentative="1">
+      <w:start w:val="1"/>
+      <w:numFmt w:val="bullet"/>
+      <w:lvlText w:val=""/>
+      <w:lvlJc w:val="left"/>
+      <w:pPr>
+        <w:ind w:left="6480" w:hanging="360"/>
+      </w:pPr>
+      <w:rPr>
+        <w:rFonts w:ascii="Wingdings" w:hAnsi="Wingdings" w:hint="default"/>
+      </w:rPr>
+    </w:lvl>
+  </w:abstractNum>
+  <w:abstractNum w:abstractNumId="9" w15:restartNumberingAfterBreak="0">
+    <w:nsid w:val="54CE3A75"/>
+    <w:multiLevelType w:val="hybridMultilevel"/>
+    <w:tmpl w:val="ABE608A6"/>
+    <w:lvl w:ilvl="0" w:tplc="3E46864A">
+      <w:start w:val="1"/>
+      <w:numFmt w:val="bullet"/>
+      <w:lvlText w:val=""/>
+      <w:lvlJc w:val="left"/>
+      <w:pPr>
+        <w:ind w:left="476" w:hanging="360"/>
+      </w:pPr>
+      <w:rPr>
+        <w:rFonts w:ascii="Symbol" w:hAnsi="Symbol" w:hint="default"/>
+        <w:color w:val="000000" w:themeColor="text1"/>
+      </w:rPr>
+    </w:lvl>
+    <w:lvl w:ilvl="1" w:tplc="FFFFFFFF" w:tentative="1">
+      <w:start w:val="1"/>
+      <w:numFmt w:val="bullet"/>
+      <w:lvlText w:val="o"/>
+      <w:lvlJc w:val="left"/>
+      <w:pPr>
+        <w:ind w:left="1196" w:hanging="360"/>
+      </w:pPr>
+      <w:rPr>
+        <w:rFonts w:ascii="Courier New" w:hAnsi="Courier New" w:cs="Courier New" w:hint="default"/>
+      </w:rPr>
+    </w:lvl>
+    <w:lvl w:ilvl="2" w:tplc="FFFFFFFF" w:tentative="1">
+      <w:start w:val="1"/>
+      <w:numFmt w:val="bullet"/>
+      <w:lvlText w:val=""/>
+      <w:lvlJc w:val="left"/>
+      <w:pPr>
+        <w:ind w:left="1916" w:hanging="360"/>
+      </w:pPr>
+      <w:rPr>
+        <w:rFonts w:ascii="Wingdings" w:hAnsi="Wingdings" w:hint="default"/>
+      </w:rPr>
+    </w:lvl>
+    <w:lvl w:ilvl="3" w:tplc="FFFFFFFF" w:tentative="1">
+      <w:start w:val="1"/>
+      <w:numFmt w:val="bullet"/>
+      <w:lvlText w:val=""/>
+      <w:lvlJc w:val="left"/>
+      <w:pPr>
+        <w:ind w:left="2636" w:hanging="360"/>
+      </w:pPr>
+      <w:rPr>
+        <w:rFonts w:ascii="Symbol" w:hAnsi="Symbol" w:hint="default"/>
+      </w:rPr>
+    </w:lvl>
+    <w:lvl w:ilvl="4" w:tplc="FFFFFFFF" w:tentative="1">
+      <w:start w:val="1"/>
+      <w:numFmt w:val="bullet"/>
+      <w:lvlText w:val="o"/>
+      <w:lvlJc w:val="left"/>
+      <w:pPr>
+        <w:ind w:left="3356" w:hanging="360"/>
+      </w:pPr>
+      <w:rPr>
+        <w:rFonts w:ascii="Courier New" w:hAnsi="Courier New" w:cs="Courier New" w:hint="default"/>
+      </w:rPr>
+    </w:lvl>
+    <w:lvl w:ilvl="5" w:tplc="FFFFFFFF" w:tentative="1">
+      <w:start w:val="1"/>
+      <w:numFmt w:val="bullet"/>
+      <w:lvlText w:val=""/>
+      <w:lvlJc w:val="left"/>
+      <w:pPr>
+        <w:ind w:left="4076" w:hanging="360"/>
+      </w:pPr>
+      <w:rPr>
+        <w:rFonts w:ascii="Wingdings" w:hAnsi="Wingdings" w:hint="default"/>
+      </w:rPr>
+    </w:lvl>
+    <w:lvl w:ilvl="6" w:tplc="FFFFFFFF" w:tentative="1">
+      <w:start w:val="1"/>
+      <w:numFmt w:val="bullet"/>
+      <w:lvlText w:val=""/>
+      <w:lvlJc w:val="left"/>
+      <w:pPr>
+        <w:ind w:left="4796" w:hanging="360"/>
+      </w:pPr>
+      <w:rPr>
+        <w:rFonts w:ascii="Symbol" w:hAnsi="Symbol" w:hint="default"/>
+      </w:rPr>
+    </w:lvl>
+    <w:lvl w:ilvl="7" w:tplc="FFFFFFFF" w:tentative="1">
+      <w:start w:val="1"/>
+      <w:numFmt w:val="bullet"/>
+      <w:lvlText w:val="o"/>
+      <w:lvlJc w:val="left"/>
+      <w:pPr>
+        <w:ind w:left="5516" w:hanging="360"/>
+      </w:pPr>
+      <w:rPr>
+        <w:rFonts w:ascii="Courier New" w:hAnsi="Courier New" w:cs="Courier New" w:hint="default"/>
+      </w:rPr>
+    </w:lvl>
+    <w:lvl w:ilvl="8" w:tplc="FFFFFFFF" w:tentative="1">
+      <w:start w:val="1"/>
+      <w:numFmt w:val="bullet"/>
+      <w:lvlText w:val=""/>
+      <w:lvlJc w:val="left"/>
+      <w:pPr>
+        <w:ind w:left="6236" w:hanging="360"/>
+      </w:pPr>
+      <w:rPr>
+        <w:rFonts w:ascii="Wingdings" w:hAnsi="Wingdings" w:hint="default"/>
+      </w:rPr>
+    </w:lvl>
+  </w:abstractNum>
+  <w:abstractNum w:abstractNumId="10" w15:restartNumberingAfterBreak="0">
     <w:nsid w:val="6F4E54AA"/>
     <w:multiLevelType w:val="hybridMultilevel"/>
     <w:tmpl w:val="C5C6D57E"/>
@@ -4368,7 +5087,7 @@
       </w:rPr>
     </w:lvl>
   </w:abstractNum>
-  <w:abstractNum w:abstractNumId="7" w15:restartNumberingAfterBreak="0">
+  <w:abstractNum w:abstractNumId="11" w15:restartNumberingAfterBreak="0">
     <w:nsid w:val="6F986D70"/>
     <w:multiLevelType w:val="hybridMultilevel"/>
     <w:tmpl w:val="9BE88DBC"/>
@@ -4482,7 +5201,121 @@
       </w:rPr>
     </w:lvl>
   </w:abstractNum>
-  <w:abstractNum w:abstractNumId="8" w15:restartNumberingAfterBreak="0">
+  <w:abstractNum w:abstractNumId="12" w15:restartNumberingAfterBreak="0">
+    <w:nsid w:val="70CD4299"/>
+    <w:multiLevelType w:val="hybridMultilevel"/>
+    <w:tmpl w:val="49BAE1C2"/>
+    <w:lvl w:ilvl="0" w:tplc="3E46864A">
+      <w:start w:val="1"/>
+      <w:numFmt w:val="bullet"/>
+      <w:lvlText w:val=""/>
+      <w:lvlJc w:val="left"/>
+      <w:pPr>
+        <w:ind w:left="592" w:hanging="360"/>
+      </w:pPr>
+      <w:rPr>
+        <w:rFonts w:ascii="Symbol" w:hAnsi="Symbol" w:hint="default"/>
+        <w:color w:val="000000" w:themeColor="text1"/>
+      </w:rPr>
+    </w:lvl>
+    <w:lvl w:ilvl="1" w:tplc="40090003" w:tentative="1">
+      <w:start w:val="1"/>
+      <w:numFmt w:val="bullet"/>
+      <w:lvlText w:val="o"/>
+      <w:lvlJc w:val="left"/>
+      <w:pPr>
+        <w:ind w:left="1556" w:hanging="360"/>
+      </w:pPr>
+      <w:rPr>
+        <w:rFonts w:ascii="Courier New" w:hAnsi="Courier New" w:cs="Courier New" w:hint="default"/>
+      </w:rPr>
+    </w:lvl>
+    <w:lvl w:ilvl="2" w:tplc="40090005" w:tentative="1">
+      <w:start w:val="1"/>
+      <w:numFmt w:val="bullet"/>
+      <w:lvlText w:val=""/>
+      <w:lvlJc w:val="left"/>
+      <w:pPr>
+        <w:ind w:left="2276" w:hanging="360"/>
+      </w:pPr>
+      <w:rPr>
+        <w:rFonts w:ascii="Wingdings" w:hAnsi="Wingdings" w:hint="default"/>
+      </w:rPr>
+    </w:lvl>
+    <w:lvl w:ilvl="3" w:tplc="40090001" w:tentative="1">
+      <w:start w:val="1"/>
+      <w:numFmt w:val="bullet"/>
+      <w:lvlText w:val=""/>
+      <w:lvlJc w:val="left"/>
+      <w:pPr>
+        <w:ind w:left="2996" w:hanging="360"/>
+      </w:pPr>
+      <w:rPr>
+        <w:rFonts w:ascii="Symbol" w:hAnsi="Symbol" w:hint="default"/>
+      </w:rPr>
+    </w:lvl>
+    <w:lvl w:ilvl="4" w:tplc="40090003" w:tentative="1">
+      <w:start w:val="1"/>
+      <w:numFmt w:val="bullet"/>
+      <w:lvlText w:val="o"/>
+      <w:lvlJc w:val="left"/>
+      <w:pPr>
+        <w:ind w:left="3716" w:hanging="360"/>
+      </w:pPr>
+      <w:rPr>
+        <w:rFonts w:ascii="Courier New" w:hAnsi="Courier New" w:cs="Courier New" w:hint="default"/>
+      </w:rPr>
+    </w:lvl>
+    <w:lvl w:ilvl="5" w:tplc="40090005" w:tentative="1">
+      <w:start w:val="1"/>
+      <w:numFmt w:val="bullet"/>
+      <w:lvlText w:val=""/>
+      <w:lvlJc w:val="left"/>
+      <w:pPr>
+        <w:ind w:left="4436" w:hanging="360"/>
+      </w:pPr>
+      <w:rPr>
+        <w:rFonts w:ascii="Wingdings" w:hAnsi="Wingdings" w:hint="default"/>
+      </w:rPr>
+    </w:lvl>
+    <w:lvl w:ilvl="6" w:tplc="40090001" w:tentative="1">
+      <w:start w:val="1"/>
+      <w:numFmt w:val="bullet"/>
+      <w:lvlText w:val=""/>
+      <w:lvlJc w:val="left"/>
+      <w:pPr>
+        <w:ind w:left="5156" w:hanging="360"/>
+      </w:pPr>
+      <w:rPr>
+        <w:rFonts w:ascii="Symbol" w:hAnsi="Symbol" w:hint="default"/>
+      </w:rPr>
+    </w:lvl>
+    <w:lvl w:ilvl="7" w:tplc="40090003" w:tentative="1">
+      <w:start w:val="1"/>
+      <w:numFmt w:val="bullet"/>
+      <w:lvlText w:val="o"/>
+      <w:lvlJc w:val="left"/>
+      <w:pPr>
+        <w:ind w:left="5876" w:hanging="360"/>
+      </w:pPr>
+      <w:rPr>
+        <w:rFonts w:ascii="Courier New" w:hAnsi="Courier New" w:cs="Courier New" w:hint="default"/>
+      </w:rPr>
+    </w:lvl>
+    <w:lvl w:ilvl="8" w:tplc="40090005" w:tentative="1">
+      <w:start w:val="1"/>
+      <w:numFmt w:val="bullet"/>
+      <w:lvlText w:val=""/>
+      <w:lvlJc w:val="left"/>
+      <w:pPr>
+        <w:ind w:left="6596" w:hanging="360"/>
+      </w:pPr>
+      <w:rPr>
+        <w:rFonts w:ascii="Wingdings" w:hAnsi="Wingdings" w:hint="default"/>
+      </w:rPr>
+    </w:lvl>
+  </w:abstractNum>
+  <w:abstractNum w:abstractNumId="13" w15:restartNumberingAfterBreak="0">
     <w:nsid w:val="74652792"/>
     <w:multiLevelType w:val="hybridMultilevel"/>
     <w:tmpl w:val="92AC5134"/>
@@ -4595,7 +5428,7 @@
       </w:rPr>
     </w:lvl>
   </w:abstractNum>
-  <w:abstractNum w:abstractNumId="9" w15:restartNumberingAfterBreak="0">
+  <w:abstractNum w:abstractNumId="14" w15:restartNumberingAfterBreak="0">
     <w:nsid w:val="783B41D4"/>
     <w:multiLevelType w:val="hybridMultilevel"/>
     <w:tmpl w:val="56E02BD4"/>
@@ -4708,7 +5541,7 @@
       </w:rPr>
     </w:lvl>
   </w:abstractNum>
-  <w:abstractNum w:abstractNumId="10" w15:restartNumberingAfterBreak="0">
+  <w:abstractNum w:abstractNumId="15" w15:restartNumberingAfterBreak="0">
     <w:nsid w:val="7DBF56FA"/>
     <w:multiLevelType w:val="hybridMultilevel"/>
     <w:tmpl w:val="9072E5BC"/>
@@ -4828,7 +5661,7 @@
       </w:rPr>
     </w:lvl>
   </w:abstractNum>
-  <w:abstractNum w:abstractNumId="11" w15:restartNumberingAfterBreak="0">
+  <w:abstractNum w:abstractNumId="16" w15:restartNumberingAfterBreak="0">
     <w:nsid w:val="7DEA5BFB"/>
     <w:multiLevelType w:val="hybridMultilevel"/>
     <w:tmpl w:val="D076DB26"/>
@@ -4949,40 +5782,55 @@
     </w:lvl>
   </w:abstractNum>
   <w:num w:numId="1" w16cid:durableId="1263494244">
+    <w:abstractNumId w:val="7"/>
+  </w:num>
+  <w:num w:numId="2" w16cid:durableId="645665542">
     <w:abstractNumId w:val="5"/>
   </w:num>
-  <w:num w:numId="2" w16cid:durableId="645665542">
+  <w:num w:numId="3" w16cid:durableId="1094477460">
+    <w:abstractNumId w:val="14"/>
+  </w:num>
+  <w:num w:numId="4" w16cid:durableId="1761246040">
+    <w:abstractNumId w:val="2"/>
+  </w:num>
+  <w:num w:numId="5" w16cid:durableId="885262378">
+    <w:abstractNumId w:val="13"/>
+  </w:num>
+  <w:num w:numId="6" w16cid:durableId="1856262770">
+    <w:abstractNumId w:val="3"/>
+  </w:num>
+  <w:num w:numId="7" w16cid:durableId="6446512">
+    <w:abstractNumId w:val="16"/>
+  </w:num>
+  <w:num w:numId="8" w16cid:durableId="1996184600">
+    <w:abstractNumId w:val="15"/>
+  </w:num>
+  <w:num w:numId="9" w16cid:durableId="1839927522">
+    <w:abstractNumId w:val="11"/>
+  </w:num>
+  <w:num w:numId="10" w16cid:durableId="542400387">
+    <w:abstractNumId w:val="10"/>
+  </w:num>
+  <w:num w:numId="11" w16cid:durableId="618605291">
+    <w:abstractNumId w:val="1"/>
+  </w:num>
+  <w:num w:numId="12" w16cid:durableId="400635625">
     <w:abstractNumId w:val="4"/>
   </w:num>
-  <w:num w:numId="3" w16cid:durableId="1094477460">
+  <w:num w:numId="13" w16cid:durableId="489443484">
+    <w:abstractNumId w:val="6"/>
+  </w:num>
+  <w:num w:numId="14" w16cid:durableId="2136488462">
+    <w:abstractNumId w:val="0"/>
+  </w:num>
+  <w:num w:numId="15" w16cid:durableId="1219781009">
     <w:abstractNumId w:val="9"/>
   </w:num>
-  <w:num w:numId="4" w16cid:durableId="1761246040">
-    <w:abstractNumId w:val="1"/>
-  </w:num>
-  <w:num w:numId="5" w16cid:durableId="885262378">
+  <w:num w:numId="16" w16cid:durableId="1063256352">
     <w:abstractNumId w:val="8"/>
   </w:num>
-  <w:num w:numId="6" w16cid:durableId="1856262770">
-    <w:abstractNumId w:val="2"/>
-  </w:num>
-  <w:num w:numId="7" w16cid:durableId="6446512">
-    <w:abstractNumId w:val="11"/>
-  </w:num>
-  <w:num w:numId="8" w16cid:durableId="1996184600">
-    <w:abstractNumId w:val="10"/>
-  </w:num>
-  <w:num w:numId="9" w16cid:durableId="1839927522">
-    <w:abstractNumId w:val="7"/>
-  </w:num>
-  <w:num w:numId="10" w16cid:durableId="542400387">
-    <w:abstractNumId w:val="6"/>
-  </w:num>
-  <w:num w:numId="11" w16cid:durableId="618605291">
-    <w:abstractNumId w:val="0"/>
-  </w:num>
-  <w:num w:numId="12" w16cid:durableId="400635625">
-    <w:abstractNumId w:val="3"/>
+  <w:num w:numId="17" w16cid:durableId="1211267112">
+    <w:abstractNumId w:val="12"/>
   </w:num>
 </w:numbering>
 </file>
@@ -5463,7 +6311,6 @@
   <w:style w:type="character" w:default="1" w:styleId="DefaultParagraphFont">
     <w:name w:val="Default Paragraph Font"/>
     <w:uiPriority w:val="1"/>
-    <w:semiHidden/>
     <w:unhideWhenUsed/>
   </w:style>
   <w:style w:type="table" w:default="1" w:styleId="TableNormal">
